--- a/outputs/reporting/2540041007_Ozkale_Week1_Progress_Report.docx
+++ b/outputs/reporting/2540041007_Ozkale_Week1_Progress_Report.docx
@@ -1,6 +1,6 @@
 
 <file path=word/document.xml><?xml version="1.0" encoding="utf-8"?>
-<w:document xmlns:mc="http://schemas.openxmlformats.org/markup-compatibility/2006" xmlns:w="http://schemas.openxmlformats.org/wordprocessingml/2006/main" xmlns:w14="http://schemas.microsoft.com/office/word/2010/wordml" xmlns:wpc="http://schemas.microsoft.com/office/word/2010/wordprocessingCanvas" xmlns:cx="http://schemas.microsoft.com/office/drawing/2014/chartex" xmlns:cx1="http://schemas.microsoft.com/office/drawing/2015/9/8/chartex" xmlns:cx2="http://schemas.microsoft.com/office/drawing/2015/10/21/chartex" xmlns:cx3="http://schemas.microsoft.com/office/drawing/2016/5/9/chartex" xmlns:cx4="http://schemas.microsoft.com/office/drawing/2016/5/10/chartex" xmlns:cx5="http://schemas.microsoft.com/office/drawing/2016/5/11/chartex" xmlns:cx6="http://schemas.microsoft.com/office/drawing/2016/5/12/chartex" xmlns:cx7="http://schemas.microsoft.com/office/drawing/2016/5/13/chartex" xmlns:cx8="http://schemas.microsoft.com/office/drawing/2016/5/14/chartex" xmlns:aink="http://schemas.microsoft.com/office/drawing/2016/ink" xmlns:am3d="http://schemas.microsoft.com/office/drawing/2017/model3d" xmlns:o="urn:schemas-microsoft-com:office:office" xmlns:oel="http://schemas.microsoft.com/office/2019/extlst" xmlns:r="http://schemas.openxmlformats.org/officeDocument/2006/relationships" xmlns:v="urn:schemas-microsoft-com:vml" xmlns:wp14="http://schemas.microsoft.com/office/word/2010/wordprocessingDrawing" xmlns:wp="http://schemas.openxmlformats.org/drawingml/2006/wordprocessingDrawing" xmlns:w10="urn:schemas-microsoft-com:office:word" xmlns:w15="http://schemas.microsoft.com/office/word/2012/wordml" xmlns:w16cex="http://schemas.microsoft.com/office/word/2018/wordml/cex" xmlns:w16cid="http://schemas.microsoft.com/office/word/2016/wordml/cid" xmlns:w16="http://schemas.microsoft.com/office/word/2018/wordml" xmlns:w16du="http://schemas.microsoft.com/office/word/2023/wordml/word16du" xmlns:w16sdtdh="http://schemas.microsoft.com/office/word/2020/wordml/sdtdatahash" xmlns:w16sdtfl="http://schemas.microsoft.com/office/word/2024/wordml/sdtformatlock" xmlns:w16se="http://schemas.microsoft.com/office/word/2015/wordml/symex" xmlns:wpg="http://schemas.microsoft.com/office/word/2010/wordprocessingGroup" xmlns:wpi="http://schemas.microsoft.com/office/word/2010/wordprocessingInk" xmlns:wne="http://schemas.microsoft.com/office/word/2006/wordml" xmlns:wps="http://schemas.microsoft.com/office/word/2010/wordprocessingShape" xmlns:m="http://schemas.openxmlformats.org/officeDocument/2006/math" mc:Ignorable="w14 w15 w16se w16cid w16 w16cex w16sdtdh w16sdtfl w16du wp14">
+<w:document xmlns:wpc="http://schemas.microsoft.com/office/word/2010/wordprocessingCanvas" xmlns:mc="http://schemas.openxmlformats.org/markup-compatibility/2006" xmlns:o="urn:schemas-microsoft-com:office:office" xmlns:r="http://schemas.openxmlformats.org/officeDocument/2006/relationships" xmlns:m="http://schemas.openxmlformats.org/officeDocument/2006/math" xmlns:v="urn:schemas-microsoft-com:vml" xmlns:wp14="http://schemas.microsoft.com/office/word/2010/wordprocessingDrawing" xmlns:wp="http://schemas.openxmlformats.org/drawingml/2006/wordprocessingDrawing" xmlns:w10="urn:schemas-microsoft-com:office:word" xmlns:w="http://schemas.openxmlformats.org/wordprocessingml/2006/main" xmlns:w14="http://schemas.microsoft.com/office/word/2010/wordml" xmlns:w15="http://schemas.microsoft.com/office/word/2012/wordml" xmlns:wpg="http://schemas.microsoft.com/office/word/2010/wordprocessingGroup" xmlns:wpi="http://schemas.microsoft.com/office/word/2010/wordprocessingInk" xmlns:wne="http://schemas.microsoft.com/office/word/2006/wordml" xmlns:wps="http://schemas.microsoft.com/office/word/2010/wordprocessingShape" mc:Ignorable="w14 w15 wp14">
   <w:body>
     <w:p>
       <w:pPr>
@@ -73,7 +73,25 @@
           <w:sz w:val="22"/>
           <w:szCs w:val="22"/>
         </w:rPr>
-        <w:t xml:space="preserve">Instructor: Asst. Prof. Dr. Asli </w:t>
+        <w:t xml:space="preserve">Instructor: Asst. Prof. Dr. </w:t>
+      </w:r>
+      <w:proofErr w:type="spellStart"/>
+      <w:r>
+        <w:rPr>
+          <w:color w:val="666666"/>
+          <w:sz w:val="22"/>
+          <w:szCs w:val="22"/>
+        </w:rPr>
+        <w:t>Asli</w:t>
+      </w:r>
+      <w:proofErr w:type="spellEnd"/>
+      <w:r>
+        <w:rPr>
+          <w:color w:val="666666"/>
+          <w:sz w:val="22"/>
+          <w:szCs w:val="22"/>
+        </w:rPr>
+        <w:t xml:space="preserve"> </w:t>
       </w:r>
       <w:proofErr w:type="spellStart"/>
       <w:r>
@@ -130,12 +148,6 @@
         <w:gridCol w:w="9360"/>
       </w:tblGrid>
       <w:tr>
-        <w:tblPrEx>
-          <w:tblCellMar>
-            <w:top w:w="0" w:type="dxa"/>
-            <w:bottom w:w="0" w:type="dxa"/>
-          </w:tblCellMar>
-        </w:tblPrEx>
         <w:tc>
           <w:tcPr>
             <w:tcW w:w="9360" w:type="dxa"/>
@@ -249,7 +261,7 @@
     </w:p>
     <w:p>
       <w:pPr>
-        <w:pStyle w:val="Heading1"/>
+        <w:pStyle w:val="Balk1"/>
       </w:pPr>
       <w:r>
         <w:lastRenderedPageBreak/>
@@ -280,12 +292,6 @@
         <w:gridCol w:w="2480"/>
       </w:tblGrid>
       <w:tr>
-        <w:tblPrEx>
-          <w:tblCellMar>
-            <w:top w:w="0" w:type="dxa"/>
-            <w:bottom w:w="0" w:type="dxa"/>
-          </w:tblCellMar>
-        </w:tblPrEx>
         <w:tc>
           <w:tcPr>
             <w:tcW w:w="2200" w:type="dxa"/>
@@ -336,7 +342,7 @@
           </w:tcPr>
           <w:p>
             <w:r>
-              <w:t xml:space="preserve">Resul Ozkale</w:t>
+              <w:t>Resul Ozkale</w:t>
             </w:r>
           </w:p>
         </w:tc>
@@ -390,18 +396,12 @@
           </w:tcPr>
           <w:p>
             <w:r>
-              <w:t xml:space="preserve">2540041007</w:t>
+              <w:t>2540041007</w:t>
             </w:r>
           </w:p>
         </w:tc>
       </w:tr>
       <w:tr>
-        <w:tblPrEx>
-          <w:tblCellMar>
-            <w:top w:w="0" w:type="dxa"/>
-            <w:bottom w:w="0" w:type="dxa"/>
-          </w:tblCellMar>
-        </w:tblPrEx>
         <w:tc>
           <w:tcPr>
             <w:tcW w:w="2200" w:type="dxa"/>
@@ -452,7 +452,7 @@
           </w:tcPr>
           <w:p>
             <w:r>
-              <w:t xml:space="preserve">Week 1 - implementation progress</w:t>
+              <w:t>Week 1 - implementation progress</w:t>
             </w:r>
           </w:p>
         </w:tc>
@@ -506,18 +506,12 @@
           </w:tcPr>
           <w:p>
             <w:r>
-              <w:t xml:space="preserve">April 27, 2026</w:t>
+              <w:t>April 27, 2026</w:t>
             </w:r>
           </w:p>
         </w:tc>
       </w:tr>
       <w:tr>
-        <w:tblPrEx>
-          <w:tblCellMar>
-            <w:top w:w="0" w:type="dxa"/>
-            <w:bottom w:w="0" w:type="dxa"/>
-          </w:tblCellMar>
-        </w:tblPrEx>
         <w:tc>
           <w:tcPr>
             <w:tcW w:w="2200" w:type="dxa"/>
@@ -569,18 +563,12 @@
           </w:tcPr>
           <w:p>
             <w:r>
-              <w:t xml:space="preserve">SCRE-Credit: Stability- and Cost-Regularized Ensemble for Credit Risk</w:t>
+              <w:t>SCRE-Credit: Stability- and Cost-Regularized Ensemble for Credit Risk</w:t>
             </w:r>
           </w:p>
         </w:tc>
       </w:tr>
       <w:tr>
-        <w:tblPrEx>
-          <w:tblCellMar>
-            <w:top w:w="0" w:type="dxa"/>
-            <w:bottom w:w="0" w:type="dxa"/>
-          </w:tblCellMar>
-        </w:tblPrEx>
         <w:tc>
           <w:tcPr>
             <w:tcW w:w="2200" w:type="dxa"/>
@@ -632,7 +620,7 @@
           </w:tcPr>
           <w:p>
             <w:r>
-              <w:t xml:space="preserve">Primary: UCI Default of Credit Card Clients / Taiwan. External validation: FICO HELOC. German Credit / Option A is archived and out of active scope.</w:t>
+              <w:t>Primary: UCI Default of Credit Card Clients / Taiwan. External validation: FICO HELOC. German Credit / Option A is archived and out of active scope.</w:t>
             </w:r>
           </w:p>
         </w:tc>
@@ -687,17 +675,11 @@
         <w:tblLook w:val="04A0" w:firstRow="1" w:lastRow="0" w:firstColumn="1" w:lastColumn="0" w:noHBand="0" w:noVBand="1"/>
       </w:tblPr>
       <w:tblGrid>
-        <w:gridCol w:w="413"/>
-        <w:gridCol w:w="3396"/>
-        <w:gridCol w:w="5551"/>
+        <w:gridCol w:w="836"/>
+        <w:gridCol w:w="3227"/>
+        <w:gridCol w:w="5297"/>
       </w:tblGrid>
       <w:tr>
-        <w:tblPrEx>
-          <w:tblCellMar>
-            <w:top w:w="0" w:type="dxa"/>
-            <w:bottom w:w="0" w:type="dxa"/>
-          </w:tblCellMar>
-        </w:tblPrEx>
         <w:tc>
           <w:tcPr>
             <w:tcW w:w="400" w:type="dxa"/>
@@ -802,12 +784,6 @@
         </w:tc>
       </w:tr>
       <w:tr>
-        <w:tblPrEx>
-          <w:tblCellMar>
-            <w:top w:w="0" w:type="dxa"/>
-            <w:bottom w:w="0" w:type="dxa"/>
-          </w:tblCellMar>
-        </w:tblPrEx>
         <w:tc>
           <w:tcPr>
             <w:tcW w:w="400" w:type="dxa"/>
@@ -826,7 +802,7 @@
           </w:tcPr>
           <w:p>
             <w:r>
-              <w:t xml:space="preserve">Done</w:t>
+              <w:t>Done</w:t>
             </w:r>
           </w:p>
         </w:tc>
@@ -848,7 +824,7 @@
           </w:tcPr>
           <w:p>
             <w:r>
-              <w:t xml:space="preserve">Data loading &amp; exploration</w:t>
+              <w:t>Data loading &amp; exploration</w:t>
             </w:r>
           </w:p>
         </w:tc>
@@ -871,18 +847,12 @@
           </w:tcPr>
           <w:p>
             <w:r>
-              <w:t xml:space="preserve">Completed for Taiwan and HELOC. Taiwan is the primary dataset; HELOC is external validation. German Credit / Option A and old report drafts were moved under archive.</w:t>
+              <w:t>Completed for Taiwan and HELOC. Taiwan is the primary dataset; HELOC is external validation. German Credit / Option A and old report drafts were moved under archive.</w:t>
             </w:r>
           </w:p>
         </w:tc>
       </w:tr>
       <w:tr>
-        <w:tblPrEx>
-          <w:tblCellMar>
-            <w:top w:w="0" w:type="dxa"/>
-            <w:bottom w:w="0" w:type="dxa"/>
-          </w:tblCellMar>
-        </w:tblPrEx>
         <w:tc>
           <w:tcPr>
             <w:tcW w:w="400" w:type="dxa"/>
@@ -901,7 +871,7 @@
           </w:tcPr>
           <w:p>
             <w:r>
-              <w:t xml:space="preserve">Done</w:t>
+              <w:t>Done</w:t>
             </w:r>
           </w:p>
         </w:tc>
@@ -923,7 +893,7 @@
           </w:tcPr>
           <w:p>
             <w:r>
-              <w:t xml:space="preserve">Data cleaning</w:t>
+              <w:t>Data cleaning</w:t>
             </w:r>
           </w:p>
         </w:tc>
@@ -946,18 +916,12 @@
           </w:tcPr>
           <w:p>
             <w:r>
-              <w:t xml:space="preserve">Completed robust cleaning/audit scripts. Taiwan: 30,000 rows, target rate 22.12%. HELOC: 9,871 rows, target rate 52.03%. Outputs include taiwan_data_audit.csv, heloc_data_audit.csv, and heloc_cleaning_decisions.csv.</w:t>
+              <w:t>Completed robust cleaning/audit scripts. Taiwan: 30,000 rows, target rate 22.12%. HELOC: 9,871 rows, target rate 52.03%. Outputs include taiwan_data_audit.csv, heloc_data_audit.csv, and heloc_cleaning_decisions.csv.</w:t>
             </w:r>
           </w:p>
         </w:tc>
       </w:tr>
       <w:tr>
-        <w:tblPrEx>
-          <w:tblCellMar>
-            <w:top w:w="0" w:type="dxa"/>
-            <w:bottom w:w="0" w:type="dxa"/>
-          </w:tblCellMar>
-        </w:tblPrEx>
         <w:tc>
           <w:tcPr>
             <w:tcW w:w="400" w:type="dxa"/>
@@ -976,7 +940,7 @@
           </w:tcPr>
           <w:p>
             <w:r>
-              <w:t xml:space="preserve">Done</w:t>
+              <w:t>Done</w:t>
             </w:r>
           </w:p>
         </w:tc>
@@ -998,7 +962,7 @@
           </w:tcPr>
           <w:p>
             <w:r>
-              <w:t xml:space="preserve">Preprocessing implementation</w:t>
+              <w:t>Preprocessing implementation</w:t>
             </w:r>
           </w:p>
         </w:tc>
@@ -1021,18 +985,12 @@
           </w:tcPr>
           <w:p>
             <w:r>
-              <w:t xml:space="preserve">Completed stratified 60/20/20 train/validation/test split, train-only fit policy, ColumnTransformer preprocessing, and leakage checklist. Resampling is isolated to imblearn pipelines.</w:t>
+              <w:t>Completed stratified 60/20/20 train/validation/test split, train-only fit policy, ColumnTransformer preprocessing, and leakage checklist. Resampling is isolated to imblearn pipelines.</w:t>
             </w:r>
           </w:p>
         </w:tc>
       </w:tr>
       <w:tr>
-        <w:tblPrEx>
-          <w:tblCellMar>
-            <w:top w:w="0" w:type="dxa"/>
-            <w:bottom w:w="0" w:type="dxa"/>
-          </w:tblCellMar>
-        </w:tblPrEx>
         <w:tc>
           <w:tcPr>
             <w:tcW w:w="400" w:type="dxa"/>
@@ -1051,7 +1009,7 @@
           </w:tcPr>
           <w:p>
             <w:r>
-              <w:t xml:space="preserve">Done</w:t>
+              <w:t>Done</w:t>
             </w:r>
           </w:p>
         </w:tc>
@@ -1073,7 +1031,7 @@
           </w:tcPr>
           <w:p>
             <w:r>
-              <w:t xml:space="preserve">Feature engineering</w:t>
+              <w:t>Feature engineering</w:t>
             </w:r>
           </w:p>
         </w:tc>
@@ -1096,18 +1054,12 @@
           </w:tcPr>
           <w:p>
             <w:r>
-              <w:t xml:space="preserve">Completed row-wise Taiwan credit-behavior features and aligned HELOC risk proxies. Feature dictionaries were exported; ID and target-derived fields are excluded.</w:t>
+              <w:t>Completed row-wise Taiwan credit-behavior features and aligned HELOC risk proxies. Feature dictionaries were exported; ID and target-derived fields are excluded.</w:t>
             </w:r>
           </w:p>
         </w:tc>
       </w:tr>
       <w:tr>
-        <w:tblPrEx>
-          <w:tblCellMar>
-            <w:top w:w="0" w:type="dxa"/>
-            <w:bottom w:w="0" w:type="dxa"/>
-          </w:tblCellMar>
-        </w:tblPrEx>
         <w:tc>
           <w:tcPr>
             <w:tcW w:w="400" w:type="dxa"/>
@@ -1126,7 +1078,7 @@
           </w:tcPr>
           <w:p>
             <w:r>
-              <w:t xml:space="preserve">Done</w:t>
+              <w:t>Done</w:t>
             </w:r>
           </w:p>
         </w:tc>
@@ -1148,7 +1100,7 @@
           </w:tcPr>
           <w:p>
             <w:r>
-              <w:t xml:space="preserve">Model training</w:t>
+              <w:t>Model training</w:t>
             </w:r>
           </w:p>
         </w:tc>
@@ -1171,18 +1123,12 @@
           </w:tcPr>
           <w:p>
             <w:r>
-              <w:t xml:space="preserve">Completed majority, logistic, class-weighted logistic, decision tree, random forest, scorecard, XGBoost, LightGBM, CatBoost, SMOTENC+XGBoost, and monotonic variants.</w:t>
+              <w:t>Completed majority, logistic, class-weighted logistic, decision tree, random forest, scorecard, XGBoost, LightGBM, CatBoost, SMOTENC+XGBoost, and monotonic variants.</w:t>
             </w:r>
           </w:p>
         </w:tc>
       </w:tr>
       <w:tr>
-        <w:tblPrEx>
-          <w:tblCellMar>
-            <w:top w:w="0" w:type="dxa"/>
-            <w:bottom w:w="0" w:type="dxa"/>
-          </w:tblCellMar>
-        </w:tblPrEx>
         <w:tc>
           <w:tcPr>
             <w:tcW w:w="400" w:type="dxa"/>
@@ -1201,7 +1147,7 @@
           </w:tcPr>
           <w:p>
             <w:r>
-              <w:t xml:space="preserve">Partial</w:t>
+              <w:t>Partial</w:t>
             </w:r>
           </w:p>
         </w:tc>
@@ -1223,7 +1169,7 @@
           </w:tcPr>
           <w:p>
             <w:r>
-              <w:t xml:space="preserve">Hyperparameter tuning</w:t>
+              <w:t>Hyperparameter tuning</w:t>
             </w:r>
           </w:p>
         </w:tc>
@@ -1246,18 +1192,12 @@
           </w:tcPr>
           <w:p>
             <w:r>
-              <w:t xml:space="preserve">Partially completed. Taiwan LightGBM finished 100/100 trials with 5x3 repeated stratified CV. HELOC 50-trial run is still pending because the default Optuna pool exceeded 30 minutes and the HELOC-only run was interrupted.</w:t>
+              <w:t>Partially completed. Taiwan LightGBM finished 100/100 trials with 5x3 repeated stratified CV. HELOC 50-trial run is still pending because the default Optuna pool exceeded 30 minutes and the HELOC-only run was interrupted.</w:t>
             </w:r>
           </w:p>
         </w:tc>
       </w:tr>
       <w:tr>
-        <w:tblPrEx>
-          <w:tblCellMar>
-            <w:top w:w="0" w:type="dxa"/>
-            <w:bottom w:w="0" w:type="dxa"/>
-          </w:tblCellMar>
-        </w:tblPrEx>
         <w:tc>
           <w:tcPr>
             <w:tcW w:w="400" w:type="dxa"/>
@@ -1276,7 +1216,8 @@
           </w:tcPr>
           <w:p>
             <w:r>
-              <w:t xml:space="preserve">Done</w:t>
+              <w:lastRenderedPageBreak/>
+              <w:t>Done</w:t>
             </w:r>
           </w:p>
         </w:tc>
@@ -1298,7 +1239,7 @@
           </w:tcPr>
           <w:p>
             <w:r>
-              <w:t xml:space="preserve">Evaluation &amp; metrics</w:t>
+              <w:t>Evaluation &amp; metrics</w:t>
             </w:r>
           </w:p>
         </w:tc>
@@ -1321,18 +1262,12 @@
           </w:tcPr>
           <w:p>
             <w:r>
-              <w:t xml:space="preserve">Completed accuracy, precision, recall, F1, specificity, ROC-AUC, PR-AUC, Brier score, calibration diagnostics, threshold/cost analysis, and manual-review band analysis.</w:t>
+              <w:t>Completed accuracy, precision, recall, F1, specificity, ROC-AUC, PR-AUC, Brier score, calibration diagnostics, threshold/cost analysis, and manual-review band analysis.</w:t>
             </w:r>
           </w:p>
         </w:tc>
       </w:tr>
       <w:tr>
-        <w:tblPrEx>
-          <w:tblCellMar>
-            <w:top w:w="0" w:type="dxa"/>
-            <w:bottom w:w="0" w:type="dxa"/>
-          </w:tblCellMar>
-        </w:tblPrEx>
         <w:tc>
           <w:tcPr>
             <w:tcW w:w="400" w:type="dxa"/>
@@ -1351,7 +1286,7 @@
           </w:tcPr>
           <w:p>
             <w:r>
-              <w:t xml:space="preserve">Partial</w:t>
+              <w:t>Partial</w:t>
             </w:r>
           </w:p>
         </w:tc>
@@ -1373,7 +1308,7 @@
           </w:tcPr>
           <w:p>
             <w:r>
-              <w:t xml:space="preserve">Explainability (SHAP/LIME)</w:t>
+              <w:t>Explainability (SHAP/LIME)</w:t>
             </w:r>
           </w:p>
         </w:tc>
@@ -1396,18 +1331,12 @@
           </w:tcPr>
           <w:p>
             <w:r>
-              <w:t xml:space="preserve">Initial SHAP/LIME and faithfulness output files exist, but the full 50-seed SHAP stability experiment has not yet been run. I will not claim explanation stability yet.</w:t>
+              <w:t>Initial SHAP/LIME and faithfulness output files exist, but the full 50-seed SHAP stability experiment has not yet been run. I will not claim explanation stability yet.</w:t>
             </w:r>
           </w:p>
         </w:tc>
       </w:tr>
       <w:tr>
-        <w:tblPrEx>
-          <w:tblCellMar>
-            <w:top w:w="0" w:type="dxa"/>
-            <w:bottom w:w="0" w:type="dxa"/>
-          </w:tblCellMar>
-        </w:tblPrEx>
         <w:tc>
           <w:tcPr>
             <w:tcW w:w="400" w:type="dxa"/>
@@ -1426,7 +1355,7 @@
           </w:tcPr>
           <w:p>
             <w:r>
-              <w:t xml:space="preserve">Done</w:t>
+              <w:t>Done</w:t>
             </w:r>
           </w:p>
         </w:tc>
@@ -1448,7 +1377,7 @@
           </w:tcPr>
           <w:p>
             <w:r>
-              <w:t xml:space="preserve">Visualization / figures</w:t>
+              <w:t>Visualization / figures</w:t>
             </w:r>
           </w:p>
         </w:tc>
@@ -1471,18 +1400,12 @@
           </w:tcPr>
           <w:p>
             <w:r>
-              <w:t xml:space="preserve">Generated target distributions, Optuna plots for completed runs, calibration curves, cost curves, threshold tradeoff plots, SHAP/LIME outputs, and stability/faithfulness output folders.</w:t>
+              <w:t>Generated target distributions, Optuna plots for completed runs, calibration curves, cost curves, threshold tradeoff plots, SHAP/LIME outputs, and stability/faithfulness output folders.</w:t>
             </w:r>
           </w:p>
         </w:tc>
       </w:tr>
       <w:tr>
-        <w:tblPrEx>
-          <w:tblCellMar>
-            <w:top w:w="0" w:type="dxa"/>
-            <w:bottom w:w="0" w:type="dxa"/>
-          </w:tblCellMar>
-        </w:tblPrEx>
         <w:tc>
           <w:tcPr>
             <w:tcW w:w="400" w:type="dxa"/>
@@ -1501,7 +1424,7 @@
           </w:tcPr>
           <w:p>
             <w:r>
-              <w:t xml:space="preserve">Done</w:t>
+              <w:t>Done</w:t>
             </w:r>
           </w:p>
         </w:tc>
@@ -1523,7 +1446,7 @@
           </w:tcPr>
           <w:p>
             <w:r>
-              <w:t xml:space="preserve">Other (specify)</w:t>
+              <w:t>Other (specify)</w:t>
             </w:r>
           </w:p>
         </w:tc>
@@ -1546,7 +1469,7 @@
           </w:tcPr>
           <w:p>
             <w:r>
-              <w:t xml:space="preserve">Project scope was rewritten as a research pipeline around SCRE-Credit, not a final report draft. PROJECT_SCOPE.md now documents active scope, non-claims, datasets, and research questions.</w:t>
+              <w:t>Project scope was rewritten as a research pipeline around SCRE-Credit, not a final report draft. PROJECT_SCOPE.md now documents active scope, non-claims, datasets, and research questions.</w:t>
             </w:r>
           </w:p>
         </w:tc>
@@ -1577,7 +1500,6 @@
           <w:sz w:val="24"/>
           <w:szCs w:val="24"/>
         </w:rPr>
-        <w:lastRenderedPageBreak/>
         <w:t>SECTION 1b: Show Your Work</w:t>
       </w:r>
     </w:p>
@@ -1615,12 +1537,6 @@
         <w:gridCol w:w="9360"/>
       </w:tblGrid>
       <w:tr>
-        <w:tblPrEx>
-          <w:tblCellMar>
-            <w:top w:w="0" w:type="dxa"/>
-            <w:bottom w:w="0" w:type="dxa"/>
-          </w:tblCellMar>
-        </w:tblPrEx>
         <w:tc>
           <w:tcPr>
             <w:tcW w:w="9360" w:type="dxa"/>
@@ -1642,77 +1558,130 @@
               <w:rPr>
                 <w:b/>
               </w:rPr>
-              <w:t xml:space="preserve">Concrete evidence from current artifacts:</w:t>
-            </w:r>
-          </w:p>
-          <w:p>
-            <w:r>
-              <w:t xml:space="preserve">Item | Result | Comment</w:t>
-            </w:r>
-          </w:p>
-          <w:p>
-            <w:r>
-              <w:t xml:space="preserve">Taiwan data audit | 30,000 rows, 40 model columns, default rate 22.12% | Missing values and duplicate full rows reported; negative bill amounts are retained and audited.</w:t>
-            </w:r>
-          </w:p>
-          <w:p>
-            <w:r>
-              <w:t xml:space="preserve">HELOC data audit | 9,871 rows, 31 model columns, bad-flag rate 52.03% | Special negative codes are documented through the cleaning-decisions table.</w:t>
-            </w:r>
-          </w:p>
-          <w:p>
-            <w:r>
-              <w:t xml:space="preserve">Taiwan RF baseline test | Acc 0.818, F1 0.468, ROC-AUC 0.780, PR-AUC 0.560 | Untuned baseline; test used only for final evaluation rows.</w:t>
-            </w:r>
-          </w:p>
-          <w:p>
-            <w:r>
-              <w:t xml:space="preserve">Taiwan CatBoost test | Acc 0.818, F1 0.466, ROC-AUC 0.785, PR-AUC 0.565 | Best current untuned boosting result by PR-AUC on Taiwan.</w:t>
-            </w:r>
-          </w:p>
-          <w:p>
-            <w:r>
-              <w:t xml:space="preserve">SCRE-Credit Taiwan | t=0.50: Acc 0.815, F1 0.523, ROC-AUC 0.783, PR-AUC 0.565 | Cost threshold 0.25 cuts FN=5/FP=1 expected cost from 3980 to 3338 (16.1% improvement).</w:t>
-            </w:r>
-          </w:p>
-          <w:p>
-            <w:r>
-              <w:t xml:space="preserve">SCRE-Credit HELOC | t=0.50: Acc 0.732, F1 0.747, ROC-AUC 0.807, PR-AUC 0.813 | External validation is promising, but the best cost threshold 0.10 uses very high recall and low specificity; this needs careful interpretation.</w:t>
-            </w:r>
-          </w:p>
-          <w:p>
-            <w:r>
-              <w:t xml:space="preserve">Reproducibility check | pytest: 26 passed; environment versions exported. | LightGBM feature-name warning was fixed by preserving pandas output through sklearn pipelines.</w:t>
-            </w:r>
-          </w:p>
-          <w:p>
-            <w:r>
-              <w:t xml:space="preserve"/>
-            </w:r>
-          </w:p>
-          <w:p>
-            <w:r>
-              <w:t xml:space="preserve">Important transparency note: HELOC Optuna is not complete in the current artifacts. I did not mark it as completed.</w:t>
-            </w:r>
-          </w:p>
-          <w:p>
-            <w:r>
-              <w:t xml:space="preserve">New literature checked this week: Chen et al. (2024) on SHAP/LIME instability under imbalance; Lin &amp; Wang (2025) on SHAP stability for Taiwan credit-card default; Ballegeer et al. (2025) on cost-sensitive credit scoring and explanation-stability tradeoffs.</w:t>
-            </w:r>
+              <w:t>Concrete evidence from current artifacts:</w:t>
+            </w:r>
+          </w:p>
+          <w:p>
+            <w:r>
+              <w:t>Item | Result | Comment</w:t>
+            </w:r>
+          </w:p>
+          <w:p>
+            <w:r>
+              <w:t>Taiwan data audit | 30,000 rows, 40 model columns, default rate 22.12% | Missing values and duplicate full rows reported; negative bill amounts are retained and audited.</w:t>
+            </w:r>
+          </w:p>
+          <w:p>
+            <w:r>
+              <w:t>HELOC data audit | 9,871 rows, 31 model columns, bad-flag rate 52.03% | Special negative codes are documented through the cleaning-decisions table.</w:t>
+            </w:r>
+          </w:p>
+          <w:p>
+            <w:r>
+              <w:t>Taiwan RF baseline test | Acc 0.818, F1 0.468, ROC-AUC 0.780, PR-AUC 0.560 | Untuned baseline; test used only for final evaluation rows.</w:t>
+            </w:r>
+          </w:p>
+          <w:p>
+            <w:r>
+              <w:t>Taiwan CatBoost test | Acc 0.818, F1 0.466, ROC-AUC 0.785, PR-AUC 0.565 | Best current untuned boosting result by PR-AUC on Taiwan.</w:t>
+            </w:r>
+          </w:p>
+          <w:p>
+            <w:r>
+              <w:t>SCRE-Credit Taiwan | t=0.50: Acc 0.815, F1 0.523, ROC-AUC 0.783, PR-AUC 0.565 | Cost threshold 0.25 cuts FN=5/FP=1 expected cost from 3980 to 3338 (16.1% improvement).</w:t>
+            </w:r>
+          </w:p>
+          <w:p>
+            <w:r>
+              <w:t>SCRE-Credit HELOC | t=0.50: Acc 0.732, F1 0.747, ROC-AUC 0.807, PR-AUC 0.813 | External validation is promising, but the best cost threshold 0.10 uses very high recall and low specificity; this needs careful interpretation.</w:t>
+            </w:r>
+          </w:p>
+          <w:p>
+            <w:r>
+              <w:t>Reproducibility check | pytest: 26 passed; environment versions exported. | LightGBM feature-name warning was fixed by preserving pandas output through sklearn pipelines.</w:t>
+            </w:r>
+          </w:p>
+          <w:p/>
+          <w:p>
+            <w:r>
+              <w:t>Important transparency note: HELOC Optuna is not complete in the current artifacts. I did not mark it as completed.</w:t>
+            </w:r>
+          </w:p>
+          <w:p>
+            <w:r>
+              <w:t xml:space="preserve">New literature checked this week: Chen et al. (2024) on SHAP/LIME instability under imbalance; Lin &amp; Wang (2025) on SHAP stability for Taiwan credit-card default; Ballegeer et al. (2025) on cost-sensitive credit scoring and explanation-stability </w:t>
+            </w:r>
+            <w:proofErr w:type="spellStart"/>
+            <w:r>
+              <w:t>tradeoffs</w:t>
+            </w:r>
+            <w:proofErr w:type="spellEnd"/>
+            <w:r>
+              <w:t>.</w:t>
+            </w:r>
+            <w:r>
+              <w:br/>
+            </w:r>
+            <w:r>
+              <w:br/>
+            </w:r>
+            <w:r>
+              <w:rPr>
+                <w:b/>
+              </w:rPr>
+              <w:t xml:space="preserve">You can access all my results and code via my </w:t>
+            </w:r>
+            <w:proofErr w:type="spellStart"/>
+            <w:r>
+              <w:rPr>
+                <w:b/>
+              </w:rPr>
+              <w:t>GitHub</w:t>
+            </w:r>
+            <w:proofErr w:type="spellEnd"/>
+            <w:r>
+              <w:rPr>
+                <w:b/>
+              </w:rPr>
+              <w:t xml:space="preserve"> link;</w:t>
+            </w:r>
+            <w:r>
+              <w:rPr>
+                <w:b/>
+              </w:rPr>
+              <w:br/>
+            </w:r>
+            <w:hyperlink r:id="rId5" w:history="1">
+              <w:proofErr w:type="spellStart"/>
+              <w:r>
+                <w:rPr>
+                  <w:rStyle w:val="Kpr"/>
+                  <w:b/>
+                </w:rPr>
+                <w:t>godsoftware</w:t>
+              </w:r>
+              <w:proofErr w:type="spellEnd"/>
+              <w:r>
+                <w:rPr>
+                  <w:rStyle w:val="Kpr"/>
+                  <w:b/>
+                </w:rPr>
+                <w:t>/</w:t>
+              </w:r>
+              <w:proofErr w:type="spellStart"/>
+              <w:r>
+                <w:rPr>
+                  <w:rStyle w:val="Kpr"/>
+                  <w:b/>
+                </w:rPr>
+                <w:t>Data_Mining_Project</w:t>
+              </w:r>
+              <w:proofErr w:type="spellEnd"/>
+            </w:hyperlink>
           </w:p>
         </w:tc>
       </w:tr>
     </w:tbl>
-    <w:p>
-      <w:pPr>
-        <w:spacing w:after="120"/>
-      </w:pPr>
-    </w:p>
-    <w:p>
-      <w:r>
-        <w:br w:type="page"/>
-      </w:r>
-    </w:p>
     <w:p>
       <w:pPr>
         <w:pBdr>
@@ -1758,22 +1727,16 @@
         <w:tblLook w:val="04A0" w:firstRow="1" w:lastRow="0" w:firstColumn="1" w:lastColumn="0" w:noHBand="0" w:noVBand="1"/>
       </w:tblPr>
       <w:tblGrid>
-        <w:gridCol w:w="1789"/>
-        <w:gridCol w:w="1195"/>
+        <w:gridCol w:w="1420"/>
+        <w:gridCol w:w="1560"/>
         <w:gridCol w:w="1141"/>
-        <w:gridCol w:w="1094"/>
-        <w:gridCol w:w="1093"/>
-        <w:gridCol w:w="1095"/>
-        <w:gridCol w:w="957"/>
-        <w:gridCol w:w="996"/>
+        <w:gridCol w:w="796"/>
+        <w:gridCol w:w="766"/>
+        <w:gridCol w:w="1186"/>
+        <w:gridCol w:w="836"/>
+        <w:gridCol w:w="1723"/>
       </w:tblGrid>
       <w:tr>
-        <w:tblPrEx>
-          <w:tblCellMar>
-            <w:top w:w="0" w:type="dxa"/>
-            <w:bottom w:w="0" w:type="dxa"/>
-          </w:tblCellMar>
-        </w:tblPrEx>
         <w:tc>
           <w:tcPr>
             <w:tcW w:w="1800" w:type="dxa"/>
@@ -2048,12 +2011,6 @@
         </w:tc>
       </w:tr>
       <w:tr>
-        <w:tblPrEx>
-          <w:tblCellMar>
-            <w:top w:w="0" w:type="dxa"/>
-            <w:bottom w:w="0" w:type="dxa"/>
-          </w:tblCellMar>
-        </w:tblPrEx>
         <w:tc>
           <w:tcPr>
             <w:tcW w:w="1800" w:type="dxa"/>
@@ -2073,7 +2030,7 @@
           </w:tcPr>
           <w:p>
             <w:r>
-              <w:t xml:space="preserve">Alam et al. (2020)</w:t>
+              <w:t>Alam et al. (2020)</w:t>
             </w:r>
           </w:p>
         </w:tc>
@@ -2095,7 +2052,7 @@
           </w:tcPr>
           <w:p>
             <w:r>
-              <w:t xml:space="preserve">GBDT + K-means SMOTE on Taiwan</w:t>
+              <w:t>GBDT + K-means SMOTE on Taiwan</w:t>
             </w:r>
           </w:p>
         </w:tc>
@@ -2117,7 +2074,7 @@
           </w:tcPr>
           <w:p>
             <w:r>
-              <w:t xml:space="preserve">~0.887</w:t>
+              <w:t>~0.887</w:t>
             </w:r>
           </w:p>
         </w:tc>
@@ -2139,7 +2096,7 @@
           </w:tcPr>
           <w:p>
             <w:r>
-              <w:t xml:space="preserve">NR</w:t>
+              <w:t>NR</w:t>
             </w:r>
           </w:p>
         </w:tc>
@@ -2161,7 +2118,7 @@
           </w:tcPr>
           <w:p>
             <w:r>
-              <w:t xml:space="preserve">NR</w:t>
+              <w:t>NR</w:t>
             </w:r>
           </w:p>
         </w:tc>
@@ -2183,7 +2140,7 @@
           </w:tcPr>
           <w:p>
             <w:r>
-              <w:t xml:space="preserve">Reported high accuracy</w:t>
+              <w:t>Reported high accuracy</w:t>
             </w:r>
           </w:p>
         </w:tc>
@@ -2205,7 +2162,7 @@
           </w:tcPr>
           <w:p>
             <w:r>
-              <w:t xml:space="preserve">No</w:t>
+              <w:t>No</w:t>
             </w:r>
           </w:p>
         </w:tc>
@@ -2227,18 +2184,12 @@
           </w:tcPr>
           <w:p>
             <w:r>
-              <w:t xml:space="preserve">Proposal benchmark; likely not directly comparable until split/CV protocol is matched.</w:t>
+              <w:t>Proposal benchmark; likely not directly comparable until split/CV protocol is matched.</w:t>
             </w:r>
           </w:p>
         </w:tc>
       </w:tr>
       <w:tr>
-        <w:tblPrEx>
-          <w:tblCellMar>
-            <w:top w:w="0" w:type="dxa"/>
-            <w:bottom w:w="0" w:type="dxa"/>
-          </w:tblCellMar>
-        </w:tblPrEx>
         <w:tc>
           <w:tcPr>
             <w:tcW w:w="1800" w:type="dxa"/>
@@ -2257,7 +2208,7 @@
           </w:tcPr>
           <w:p>
             <w:r>
-              <w:t xml:space="preserve">K-means SMOTE + BP NN (2021)</w:t>
+              <w:t>K-means SMOTE + BP NN (2021)</w:t>
             </w:r>
           </w:p>
         </w:tc>
@@ -2279,7 +2230,7 @@
           </w:tcPr>
           <w:p>
             <w:r>
-              <w:t xml:space="preserve">Class imbalance handling + neural net</w:t>
+              <w:t>Class imbalance handling + neural net</w:t>
             </w:r>
           </w:p>
         </w:tc>
@@ -2301,7 +2252,7 @@
           </w:tcPr>
           <w:p>
             <w:r>
-              <w:t xml:space="preserve">NR</w:t>
+              <w:t>NR</w:t>
             </w:r>
           </w:p>
         </w:tc>
@@ -2323,7 +2274,7 @@
           </w:tcPr>
           <w:p>
             <w:r>
-              <w:t xml:space="preserve">NR</w:t>
+              <w:t>NR</w:t>
             </w:r>
           </w:p>
         </w:tc>
@@ -2345,7 +2296,7 @@
           </w:tcPr>
           <w:p>
             <w:r>
-              <w:t xml:space="preserve">0.929</w:t>
+              <w:t>0.929</w:t>
             </w:r>
           </w:p>
         </w:tc>
@@ -2367,7 +2318,7 @@
           </w:tcPr>
           <w:p>
             <w:r>
-              <w:t xml:space="preserve">AUC improved 0.765 to 0.929</w:t>
+              <w:t>AUC improved 0.765 to 0.929</w:t>
             </w:r>
           </w:p>
         </w:tc>
@@ -2389,7 +2340,7 @@
           </w:tcPr>
           <w:p>
             <w:r>
-              <w:t xml:space="preserve">No</w:t>
+              <w:t>No</w:t>
             </w:r>
           </w:p>
         </w:tc>
@@ -2411,18 +2362,12 @@
           </w:tcPr>
           <w:p>
             <w:r>
-              <w:t xml:space="preserve">Very strong AUC claim; must be checked for protocol differences before comparing.</w:t>
+              <w:t>Very strong AUC claim; must be checked for protocol differences before comparing.</w:t>
             </w:r>
           </w:p>
         </w:tc>
       </w:tr>
       <w:tr>
-        <w:tblPrEx>
-          <w:tblCellMar>
-            <w:top w:w="0" w:type="dxa"/>
-            <w:bottom w:w="0" w:type="dxa"/>
-          </w:tblCellMar>
-        </w:tblPrEx>
         <w:tc>
           <w:tcPr>
             <w:tcW w:w="1800" w:type="dxa"/>
@@ -2442,7 +2387,7 @@
           </w:tcPr>
           <w:p>
             <w:r>
-              <w:t xml:space="preserve">Interpretable DL + XAI (2023)</w:t>
+              <w:t>Interpretable DL + XAI (2023)</w:t>
             </w:r>
           </w:p>
         </w:tc>
@@ -2464,7 +2409,7 @@
           </w:tcPr>
           <w:p>
             <w:r>
-              <w:t xml:space="preserve">Deep model with XAI</w:t>
+              <w:t>Deep model with XAI</w:t>
             </w:r>
           </w:p>
         </w:tc>
@@ -2486,7 +2431,7 @@
           </w:tcPr>
           <w:p>
             <w:r>
-              <w:t xml:space="preserve">0.835</w:t>
+              <w:t>0.835</w:t>
             </w:r>
           </w:p>
         </w:tc>
@@ -2508,7 +2453,7 @@
           </w:tcPr>
           <w:p>
             <w:r>
-              <w:t xml:space="preserve">NR</w:t>
+              <w:t>NR</w:t>
             </w:r>
           </w:p>
         </w:tc>
@@ -2530,7 +2475,7 @@
           </w:tcPr>
           <w:p>
             <w:r>
-              <w:t xml:space="preserve">NR</w:t>
+              <w:t>NR</w:t>
             </w:r>
           </w:p>
         </w:tc>
@@ -2552,7 +2497,7 @@
           </w:tcPr>
           <w:p>
             <w:r>
-              <w:t xml:space="preserve">Sensitivity 0.882, specificity 0.988</w:t>
+              <w:t>Sensitivity 0.882, specificity 0.988</w:t>
             </w:r>
           </w:p>
         </w:tc>
@@ -2574,7 +2519,7 @@
           </w:tcPr>
           <w:p>
             <w:r>
-              <w:t xml:space="preserve">No</w:t>
+              <w:t>No</w:t>
             </w:r>
           </w:p>
         </w:tc>
@@ -2596,18 +2541,12 @@
           </w:tcPr>
           <w:p>
             <w:r>
-              <w:t xml:space="preserve">Included from proposal; current work is not yet claiming to exceed it.</w:t>
+              <w:t>Included from proposal; current work is not yet claiming to exceed it.</w:t>
             </w:r>
           </w:p>
         </w:tc>
       </w:tr>
       <w:tr>
-        <w:tblPrEx>
-          <w:tblCellMar>
-            <w:top w:w="0" w:type="dxa"/>
-            <w:bottom w:w="0" w:type="dxa"/>
-          </w:tblCellMar>
-        </w:tblPrEx>
         <w:tc>
           <w:tcPr>
             <w:tcW w:w="1800" w:type="dxa"/>
@@ -2626,7 +2565,7 @@
           </w:tcPr>
           <w:p>
             <w:r>
-              <w:t xml:space="preserve">DNN empirical study (2025)</w:t>
+              <w:t>DNN empirical study (2025)</w:t>
             </w:r>
           </w:p>
         </w:tc>
@@ -2648,7 +2587,7 @@
           </w:tcPr>
           <w:p>
             <w:r>
-              <w:t xml:space="preserve">Deep neural network on Taiwan</w:t>
+              <w:t>Deep neural network on Taiwan</w:t>
             </w:r>
           </w:p>
         </w:tc>
@@ -2670,7 +2609,7 @@
           </w:tcPr>
           <w:p>
             <w:r>
-              <w:t xml:space="preserve">0.818</w:t>
+              <w:t>0.818</w:t>
             </w:r>
           </w:p>
         </w:tc>
@@ -2692,7 +2631,7 @@
           </w:tcPr>
           <w:p>
             <w:r>
-              <w:t xml:space="preserve">0.482</w:t>
+              <w:t>0.482</w:t>
             </w:r>
           </w:p>
         </w:tc>
@@ -2714,7 +2653,7 @@
           </w:tcPr>
           <w:p>
             <w:r>
-              <w:t xml:space="preserve">0.770</w:t>
+              <w:t>0.770</w:t>
             </w:r>
           </w:p>
         </w:tc>
@@ -2736,7 +2675,7 @@
           </w:tcPr>
           <w:p>
             <w:r>
-              <w:t xml:space="preserve">G-mean 0.603</w:t>
+              <w:t>G-mean 0.603</w:t>
             </w:r>
           </w:p>
         </w:tc>
@@ -2758,7 +2697,7 @@
           </w:tcPr>
           <w:p>
             <w:r>
-              <w:t xml:space="preserve">No</w:t>
+              <w:t>No</w:t>
             </w:r>
           </w:p>
         </w:tc>
@@ -2780,18 +2719,12 @@
           </w:tcPr>
           <w:p>
             <w:r>
-              <w:t xml:space="preserve">Closest to current Taiwan metrics; our SCRE cost/recall setting has higher F1 but lower accuracy at cost-optimal threshold.</w:t>
+              <w:t>Closest to current Taiwan metrics; our SCRE cost/recall setting has higher F1 but lower accuracy at cost-optimal threshold.</w:t>
             </w:r>
           </w:p>
         </w:tc>
       </w:tr>
       <w:tr>
-        <w:tblPrEx>
-          <w:tblCellMar>
-            <w:top w:w="0" w:type="dxa"/>
-            <w:bottom w:w="0" w:type="dxa"/>
-          </w:tblCellMar>
-        </w:tblPrEx>
         <w:tc>
           <w:tcPr>
             <w:tcW w:w="1800" w:type="dxa"/>
@@ -2811,7 +2744,7 @@
           </w:tcPr>
           <w:p>
             <w:r>
-              <w:t xml:space="preserve">Lin &amp; Wang (2025)</w:t>
+              <w:t>Lin &amp; Wang (2025)</w:t>
             </w:r>
           </w:p>
         </w:tc>
@@ -2833,7 +2766,7 @@
           </w:tcPr>
           <w:p>
             <w:r>
-              <w:t xml:space="preserve">100 XGBoost seeds + SHAP stability</w:t>
+              <w:t>100 XGBoost seeds + SHAP stability</w:t>
             </w:r>
           </w:p>
         </w:tc>
@@ -2855,7 +2788,7 @@
           </w:tcPr>
           <w:p>
             <w:r>
-              <w:t xml:space="preserve">0.795</w:t>
+              <w:t>0.795</w:t>
             </w:r>
           </w:p>
         </w:tc>
@@ -2877,7 +2810,7 @@
           </w:tcPr>
           <w:p>
             <w:r>
-              <w:t xml:space="preserve">NR</w:t>
+              <w:t>NR</w:t>
             </w:r>
           </w:p>
         </w:tc>
@@ -2899,7 +2832,7 @@
           </w:tcPr>
           <w:p>
             <w:r>
-              <w:t xml:space="preserve">0.777</w:t>
+              <w:t>0.777</w:t>
             </w:r>
           </w:p>
         </w:tc>
@@ -2921,7 +2854,7 @@
           </w:tcPr>
           <w:p>
             <w:r>
-              <w:t xml:space="preserve">Kendall W ~0.98 all features</w:t>
+              <w:t>Kendall W ~0.98 all features</w:t>
             </w:r>
           </w:p>
         </w:tc>
@@ -2943,7 +2876,7 @@
           </w:tcPr>
           <w:p>
             <w:r>
-              <w:t xml:space="preserve">No</w:t>
+              <w:t>No</w:t>
             </w:r>
           </w:p>
         </w:tc>
@@ -2965,18 +2898,12 @@
           </w:tcPr>
           <w:p>
             <w:r>
-              <w:t xml:space="preserve">Most relevant new benchmark for planned SHAP stability work.</w:t>
+              <w:t>Most relevant new benchmark for planned SHAP stability work.</w:t>
             </w:r>
           </w:p>
         </w:tc>
       </w:tr>
       <w:tr>
-        <w:tblPrEx>
-          <w:tblCellMar>
-            <w:top w:w="0" w:type="dxa"/>
-            <w:bottom w:w="0" w:type="dxa"/>
-          </w:tblCellMar>
-        </w:tblPrEx>
         <w:tc>
           <w:tcPr>
             <w:tcW w:w="1800" w:type="dxa"/>
@@ -2996,7 +2923,7 @@
           </w:tcPr>
           <w:p>
             <w:r>
-              <w:t xml:space="preserve">MY Baseline Model</w:t>
+              <w:t>MY Baseline Model</w:t>
             </w:r>
           </w:p>
         </w:tc>
@@ -3019,7 +2946,7 @@
           </w:tcPr>
           <w:p>
             <w:r>
-              <w:t xml:space="preserve">Random Forest, train-fitted preprocessing</w:t>
+              <w:t>Random Forest, train-fitted preprocessing</w:t>
             </w:r>
           </w:p>
         </w:tc>
@@ -3042,7 +2969,7 @@
           </w:tcPr>
           <w:p>
             <w:r>
-              <w:t xml:space="preserve">0.818</w:t>
+              <w:t>0.818</w:t>
             </w:r>
           </w:p>
         </w:tc>
@@ -3065,7 +2992,7 @@
           </w:tcPr>
           <w:p>
             <w:r>
-              <w:t xml:space="preserve">0.468</w:t>
+              <w:t>0.468</w:t>
             </w:r>
           </w:p>
         </w:tc>
@@ -3088,7 +3015,7 @@
           </w:tcPr>
           <w:p>
             <w:r>
-              <w:t xml:space="preserve">0.780</w:t>
+              <w:t>0.780</w:t>
             </w:r>
           </w:p>
         </w:tc>
@@ -3111,7 +3038,7 @@
           </w:tcPr>
           <w:p>
             <w:r>
-              <w:t xml:space="preserve">PR-AUC 0.560</w:t>
+              <w:t>PR-AUC 0.560</w:t>
             </w:r>
           </w:p>
         </w:tc>
@@ -3134,7 +3061,7 @@
           </w:tcPr>
           <w:p>
             <w:r>
-              <w:t xml:space="preserve">No</w:t>
+              <w:t>No</w:t>
             </w:r>
           </w:p>
         </w:tc>
@@ -3157,18 +3084,12 @@
           </w:tcPr>
           <w:p>
             <w:r>
-              <w:t xml:space="preserve">Honest baseline; no hyperparameter tuning.</w:t>
+              <w:t>Honest baseline; no hyperparameter tuning.</w:t>
             </w:r>
           </w:p>
         </w:tc>
       </w:tr>
       <w:tr>
-        <w:tblPrEx>
-          <w:tblCellMar>
-            <w:top w:w="0" w:type="dxa"/>
-            <w:bottom w:w="0" w:type="dxa"/>
-          </w:tblCellMar>
-        </w:tblPrEx>
         <w:tc>
           <w:tcPr>
             <w:tcW w:w="1800" w:type="dxa"/>
@@ -3188,7 +3109,8 @@
           </w:tcPr>
           <w:p>
             <w:r>
-              <w:t xml:space="preserve">MY Proposed Model</w:t>
+              <w:lastRenderedPageBreak/>
+              <w:t>MY Proposed Model</w:t>
             </w:r>
           </w:p>
         </w:tc>
@@ -3211,7 +3133,7 @@
           </w:tcPr>
           <w:p>
             <w:r>
-              <w:t xml:space="preserve">SCRE-Credit ensemble + cost thresholding</w:t>
+              <w:t>SCRE-Credit ensemble + cost thresholding</w:t>
             </w:r>
           </w:p>
         </w:tc>
@@ -3234,7 +3156,7 @@
           </w:tcPr>
           <w:p>
             <w:r>
-              <w:t xml:space="preserve">0.815</w:t>
+              <w:t>0.815</w:t>
             </w:r>
           </w:p>
         </w:tc>
@@ -3257,7 +3179,7 @@
           </w:tcPr>
           <w:p>
             <w:r>
-              <w:t xml:space="preserve">0.523</w:t>
+              <w:t>0.523</w:t>
             </w:r>
           </w:p>
         </w:tc>
@@ -3280,7 +3202,7 @@
           </w:tcPr>
           <w:p>
             <w:r>
-              <w:t xml:space="preserve">0.783</w:t>
+              <w:t>0.783</w:t>
             </w:r>
           </w:p>
         </w:tc>
@@ -3303,7 +3225,7 @@
           </w:tcPr>
           <w:p>
             <w:r>
-              <w:t xml:space="preserve">PR-AUC 0.565; cost -16.1%</w:t>
+              <w:t>PR-AUC 0.565; cost -16.1%</w:t>
             </w:r>
           </w:p>
         </w:tc>
@@ -3326,7 +3248,7 @@
           </w:tcPr>
           <w:p>
             <w:r>
-              <w:t xml:space="preserve">Partial</w:t>
+              <w:t>Partial</w:t>
             </w:r>
           </w:p>
         </w:tc>
@@ -3349,7 +3271,7 @@
           </w:tcPr>
           <w:p>
             <w:r>
-              <w:t xml:space="preserve">Promising on cost-sensitive decision policy, but not yet a final claim because full stability and ablation tests remain.</w:t>
+              <w:t>Promising on cost-sensitive decision policy, but not yet a final claim because full stability and ablation tests remain.</w:t>
             </w:r>
           </w:p>
         </w:tc>
@@ -3430,12 +3352,6 @@
         <w:gridCol w:w="9360"/>
       </w:tblGrid>
       <w:tr>
-        <w:tblPrEx>
-          <w:tblCellMar>
-            <w:top w:w="0" w:type="dxa"/>
-            <w:bottom w:w="0" w:type="dxa"/>
-          </w:tblCellMar>
-        </w:tblPrEx>
         <w:tc>
           <w:tcPr>
             <w:tcW w:w="9360" w:type="dxa"/>
@@ -3455,37 +3371,25 @@
           </w:tcPr>
           <w:p>
             <w:r>
-              <w:t xml:space="preserve">Q1: Current Taiwan discrimination is in the same range as several recent Taiwan studies, but below the strongest proposal claims such as the 2021 AUC=0.929 result. The most honest comparison is that the project is currently competitive with modest DNN/XGBoost benchmarks, not state-of-the-art.</w:t>
-            </w:r>
-          </w:p>
-          <w:p>
-            <w:r>
-              <w:t xml:space="preserve"/>
-            </w:r>
-          </w:p>
-          <w:p>
-            <w:r>
-              <w:t xml:space="preserve">Q2: Lower literature numbers may be due to different train/test protocols, resampling choices, leakage risk, or papers reporting validation/CV rather than a held-out test. I will only compare final results after matching evaluation policy and adding confidence intervals.</w:t>
-            </w:r>
-          </w:p>
-          <w:p>
-            <w:r>
-              <w:t xml:space="preserve"/>
-            </w:r>
-          </w:p>
-          <w:p>
-            <w:r>
-              <w:t xml:space="preserve">Q3: Current results are not suspiciously high. That is good: they look realistic for Taiwan default prediction. Leakage checks are implemented, and test rows are marked separately in output tables.</w:t>
-            </w:r>
-          </w:p>
-          <w:p>
-            <w:r>
-              <w:t xml:space="preserve"/>
-            </w:r>
-          </w:p>
-          <w:p>
-            <w:r>
-              <w:t xml:space="preserve">Q4: The expected novelty is not raw accuracy. The intended contribution is a transparent ensemble selection rule that balances PR-AUC/ROC-AUC, recall, calibration, expected misclassification cost, and explanation reliability/stability.</w:t>
+              <w:t>Q1: Current Taiwan discrimination is in the same range as several recent Taiwan studies, but below the strongest proposal claims such as the 2021 AUC=0.929 result. The most honest comparison is that the project is currently competitive with modest DNN/XGBoost benchmarks, not state-of-the-art.</w:t>
+            </w:r>
+          </w:p>
+          <w:p/>
+          <w:p>
+            <w:r>
+              <w:t>Q2: Lower literature numbers may be due to different train/test protocols, resampling choices, leakage risk, or papers reporting validation/CV rather than a held-out test. I will only compare final results after matching evaluation policy and adding confidence intervals.</w:t>
+            </w:r>
+          </w:p>
+          <w:p/>
+          <w:p>
+            <w:r>
+              <w:t>Q3: Current results are not suspiciously high. That is good: they look realistic for Taiwan default prediction. Leakage checks are implemented, and test rows are marked separately in output tables.</w:t>
+            </w:r>
+          </w:p>
+          <w:p/>
+          <w:p>
+            <w:r>
+              <w:t>Q4: The expected novelty is not raw accuracy. The intended contribution is a transparent ensemble selection rule that balances PR-AUC/ROC-AUC, recall, calibration, expected misclassification cost, and explanation reliability/stability.</w:t>
             </w:r>
           </w:p>
         </w:tc>
@@ -3511,7 +3415,6 @@
           <w:sz w:val="24"/>
           <w:szCs w:val="24"/>
         </w:rPr>
-        <w:lastRenderedPageBreak/>
         <w:t>SECTION 3: Challenges &amp; Problems Encountered</w:t>
       </w:r>
     </w:p>
@@ -3551,12 +3454,6 @@
         <w:gridCol w:w="3360"/>
       </w:tblGrid>
       <w:tr>
-        <w:tblPrEx>
-          <w:tblCellMar>
-            <w:top w:w="0" w:type="dxa"/>
-            <w:bottom w:w="0" w:type="dxa"/>
-          </w:tblCellMar>
-        </w:tblPrEx>
         <w:tc>
           <w:tcPr>
             <w:tcW w:w="3000" w:type="dxa"/>
@@ -3661,12 +3558,6 @@
         </w:tc>
       </w:tr>
       <w:tr>
-        <w:tblPrEx>
-          <w:tblCellMar>
-            <w:top w:w="0" w:type="dxa"/>
-            <w:bottom w:w="0" w:type="dxa"/>
-          </w:tblCellMar>
-        </w:tblPrEx>
         <w:tc>
           <w:tcPr>
             <w:tcW w:w="3000" w:type="dxa"/>
@@ -3686,7 +3577,7 @@
           </w:tcPr>
           <w:p>
             <w:r>
-              <w:t xml:space="preserve">Full Optuna run did not finish within the interactive window.</w:t>
+              <w:t>Full Optuna run did not finish within the interactive window.</w:t>
             </w:r>
           </w:p>
         </w:tc>
@@ -3709,7 +3600,7 @@
           </w:tcPr>
           <w:p>
             <w:r>
-              <w:t xml:space="preserve">Tried default model pool and then narrowed to LightGBM. Taiwan 100-trial LightGBM completed; HELOC 50-trial run is queued for manual long execution.</w:t>
+              <w:t>Tried default model pool and then narrowed to LightGBM. Taiwan 100-trial LightGBM completed; HELOC 50-trial run is queued for manual long execution.</w:t>
             </w:r>
           </w:p>
         </w:tc>
@@ -3732,18 +3623,12 @@
           </w:tcPr>
           <w:p>
             <w:r>
-              <w:t xml:space="preserve">Ongoing - should be run from terminal outside interactive work.</w:t>
+              <w:t>Ongoing - should be run from terminal outside interactive work.</w:t>
             </w:r>
           </w:p>
         </w:tc>
       </w:tr>
       <w:tr>
-        <w:tblPrEx>
-          <w:tblCellMar>
-            <w:top w:w="0" w:type="dxa"/>
-            <w:bottom w:w="0" w:type="dxa"/>
-          </w:tblCellMar>
-        </w:tblPrEx>
         <w:tc>
           <w:tcPr>
             <w:tcW w:w="3000" w:type="dxa"/>
@@ -3762,7 +3647,8 @@
           </w:tcPr>
           <w:p>
             <w:r>
-              <w:t xml:space="preserve">LightGBM warning: X does not have valid feature names.</w:t>
+              <w:lastRenderedPageBreak/>
+              <w:t>LightGBM warning: X does not have valid feature names.</w:t>
             </w:r>
           </w:p>
         </w:tc>
@@ -3784,7 +3670,7 @@
           </w:tcPr>
           <w:p>
             <w:r>
-              <w:t xml:space="preserve">Updated model pipelines so preprocessing outputs pandas DataFrames where supported; verified with a warning-capture check.</w:t>
+              <w:t>Updated model pipelines so preprocessing outputs pandas DataFrames where supported; verified with a warning-capture check.</w:t>
             </w:r>
           </w:p>
         </w:tc>
@@ -3806,18 +3692,12 @@
           </w:tcPr>
           <w:p>
             <w:r>
-              <w:t xml:space="preserve">Solved.</w:t>
+              <w:t>Solved.</w:t>
             </w:r>
           </w:p>
         </w:tc>
       </w:tr>
       <w:tr>
-        <w:tblPrEx>
-          <w:tblCellMar>
-            <w:top w:w="0" w:type="dxa"/>
-            <w:bottom w:w="0" w:type="dxa"/>
-          </w:tblCellMar>
-        </w:tblPrEx>
         <w:tc>
           <w:tcPr>
             <w:tcW w:w="3000" w:type="dxa"/>
@@ -3836,7 +3716,7 @@
           </w:tcPr>
           <w:p>
             <w:r>
-              <w:t xml:space="preserve">Proposal scope changed after initial proposal.</w:t>
+              <w:t>Proposal scope changed after initial proposal.</w:t>
             </w:r>
           </w:p>
         </w:tc>
@@ -3858,7 +3738,7 @@
           </w:tcPr>
           <w:p>
             <w:r>
-              <w:t xml:space="preserve">Archived German Credit / Option A and old report drafts. Active scope is now Taiwan primary + HELOC external validation + SCRE-Credit.</w:t>
+              <w:t>Archived German Credit / Option A and old report drafts. Active scope is now Taiwan primary + HELOC external validation + SCRE-Credit.</w:t>
             </w:r>
           </w:p>
         </w:tc>
@@ -3880,7 +3760,7 @@
           </w:tcPr>
           <w:p>
             <w:r>
-              <w:t xml:space="preserve">Solved and documented in PROJECT_SCOPE.md.</w:t>
+              <w:t>Solved and documented in PROJECT_SCOPE.md.</w:t>
             </w:r>
           </w:p>
         </w:tc>
@@ -3949,12 +3829,6 @@
         <w:gridCol w:w="3000"/>
       </w:tblGrid>
       <w:tr>
-        <w:tblPrEx>
-          <w:tblCellMar>
-            <w:top w:w="0" w:type="dxa"/>
-            <w:bottom w:w="0" w:type="dxa"/>
-          </w:tblCellMar>
-        </w:tblPrEx>
         <w:tc>
           <w:tcPr>
             <w:tcW w:w="500" w:type="dxa"/>
@@ -4059,12 +3933,6 @@
         </w:tc>
       </w:tr>
       <w:tr>
-        <w:tblPrEx>
-          <w:tblCellMar>
-            <w:top w:w="0" w:type="dxa"/>
-            <w:bottom w:w="0" w:type="dxa"/>
-          </w:tblCellMar>
-        </w:tblPrEx>
         <w:tc>
           <w:tcPr>
             <w:tcW w:w="500" w:type="dxa"/>
@@ -4083,7 +3951,7 @@
           </w:tcPr>
           <w:p>
             <w:r>
-              <w:t xml:space="preserve">1</w:t>
+              <w:t>1</w:t>
             </w:r>
           </w:p>
         </w:tc>
@@ -4106,7 +3974,7 @@
           </w:tcPr>
           <w:p>
             <w:r>
-              <w:t xml:space="preserve">Run HELOC Optuna 50-trial LightGBM job with 5x3 repeated stratified CV.</w:t>
+              <w:t>Run HELOC Optuna 50-trial LightGBM job with 5x3 repeated stratified CV.</w:t>
             </w:r>
           </w:p>
         </w:tc>
@@ -4129,18 +3997,12 @@
           </w:tcPr>
           <w:p>
             <w:r>
-              <w:t xml:space="preserve">Updated best_params.csv / optuna_trials.csv with HELOC results and saved study joblib.</w:t>
+              <w:t>Updated best_params.csv / optuna_trials.csv with HELOC results and saved study joblib.</w:t>
             </w:r>
           </w:p>
         </w:tc>
       </w:tr>
       <w:tr>
-        <w:tblPrEx>
-          <w:tblCellMar>
-            <w:top w:w="0" w:type="dxa"/>
-            <w:bottom w:w="0" w:type="dxa"/>
-          </w:tblCellMar>
-        </w:tblPrEx>
         <w:tc>
           <w:tcPr>
             <w:tcW w:w="500" w:type="dxa"/>
@@ -4159,7 +4021,7 @@
           </w:tcPr>
           <w:p>
             <w:r>
-              <w:t xml:space="preserve">2</w:t>
+              <w:t>2</w:t>
             </w:r>
           </w:p>
         </w:tc>
@@ -4182,7 +4044,7 @@
           </w:tcPr>
           <w:p>
             <w:r>
-              <w:t xml:space="preserve">Run the full SHAP stability experiment with 50 seeds for the selected final model family.</w:t>
+              <w:t>Run the full SHAP stability experiment with 50 seeds for the selected final model family.</w:t>
             </w:r>
           </w:p>
         </w:tc>
@@ -4205,18 +4067,12 @@
           </w:tcPr>
           <w:p>
             <w:r>
-              <w:t xml:space="preserve">shap_stability_rankings.csv, stability summary plots, and a no-overclaim paragraph for the report.</w:t>
+              <w:t>shap_stability_rankings.csv, stability summary plots, and a no-overclaim paragraph for the report.</w:t>
             </w:r>
           </w:p>
         </w:tc>
       </w:tr>
       <w:tr>
-        <w:tblPrEx>
-          <w:tblCellMar>
-            <w:top w:w="0" w:type="dxa"/>
-            <w:bottom w:w="0" w:type="dxa"/>
-          </w:tblCellMar>
-        </w:tblPrEx>
         <w:tc>
           <w:tcPr>
             <w:tcW w:w="500" w:type="dxa"/>
@@ -4235,7 +4091,7 @@
           </w:tcPr>
           <w:p>
             <w:r>
-              <w:t xml:space="preserve">3</w:t>
+              <w:t>3</w:t>
             </w:r>
           </w:p>
         </w:tc>
@@ -4258,7 +4114,7 @@
           </w:tcPr>
           <w:p>
             <w:r>
-              <w:t xml:space="preserve">Add SCRE-Credit ablation: without cost term, without calibration term, without stability/faithfulness proxy.</w:t>
+              <w:t>Add SCRE-Credit ablation: without cost term, without calibration term, without stability/faithfulness proxy.</w:t>
             </w:r>
           </w:p>
         </w:tc>
@@ -4281,7 +4137,7 @@
           </w:tcPr>
           <w:p>
             <w:r>
-              <w:t xml:space="preserve">Ablation table showing which term changes PR-AUC, recall, Brier, and expected cost.</w:t>
+              <w:t>Ablation table showing which term changes PR-AUC, recall, Brier, and expected cost.</w:t>
             </w:r>
           </w:p>
         </w:tc>
@@ -4318,6 +4174,7 @@
     <w:tbl>
       <w:tblPr>
         <w:tblW w:w="9360" w:type="dxa"/>
+        <w:tblInd w:w="-2" w:type="dxa"/>
         <w:tblBorders>
           <w:top w:val="single" w:sz="4" w:space="0" w:color="auto"/>
           <w:left w:val="single" w:sz="4" w:space="0" w:color="auto"/>
@@ -4337,12 +4194,6 @@
         <w:gridCol w:w="4360"/>
       </w:tblGrid>
       <w:tr>
-        <w:tblPrEx>
-          <w:tblCellMar>
-            <w:top w:w="0" w:type="dxa"/>
-            <w:bottom w:w="0" w:type="dxa"/>
-          </w:tblCellMar>
-        </w:tblPrEx>
         <w:tc>
           <w:tcPr>
             <w:tcW w:w="5000" w:type="dxa"/>
@@ -4413,12 +4264,6 @@
         </w:tc>
       </w:tr>
       <w:tr>
-        <w:tblPrEx>
-          <w:tblCellMar>
-            <w:top w:w="0" w:type="dxa"/>
-            <w:bottom w:w="0" w:type="dxa"/>
-          </w:tblCellMar>
-        </w:tblPrEx>
         <w:tc>
           <w:tcPr>
             <w:tcW w:w="5000" w:type="dxa"/>
@@ -4469,18 +4314,12 @@
           </w:tcPr>
           <w:p>
             <w:r>
-              <w:t xml:space="preserve">65% for the experimental pipeline; lower for the final paper/report because ablation and full explanation-stability claims are still pending.</w:t>
+              <w:t>65% for the experimental pipeline; lower for the final paper/report because ablation and full explanation-stability claims are still pending.</w:t>
             </w:r>
           </w:p>
         </w:tc>
       </w:tr>
       <w:tr>
-        <w:tblPrEx>
-          <w:tblCellMar>
-            <w:top w:w="0" w:type="dxa"/>
-            <w:bottom w:w="0" w:type="dxa"/>
-          </w:tblCellMar>
-        </w:tblPrEx>
         <w:tc>
           <w:tcPr>
             <w:tcW w:w="5000" w:type="dxa"/>
@@ -4530,18 +4369,12 @@
           </w:tcPr>
           <w:p>
             <w:r>
-              <w:t xml:space="preserve">Partially. The project was substantially rebuilt and core experiments run, but HELOC Optuna and full 50-seed SHAP stability remain unfinished because they are long jobs.</w:t>
+              <w:t>Partially. The project was substantially rebuilt and core experiments run, but HELOC Optuna and full 50-seed SHAP stability remain unfinished because they are long jobs.</w:t>
             </w:r>
           </w:p>
         </w:tc>
       </w:tr>
       <w:tr>
-        <w:tblPrEx>
-          <w:tblCellMar>
-            <w:top w:w="0" w:type="dxa"/>
-            <w:bottom w:w="0" w:type="dxa"/>
-          </w:tblCellMar>
-        </w:tblPrEx>
         <w:tc>
           <w:tcPr>
             <w:tcW w:w="5000" w:type="dxa"/>
@@ -4570,6 +4403,7 @@
                 <w:sz w:val="20"/>
                 <w:szCs w:val="20"/>
               </w:rPr>
+              <w:lastRenderedPageBreak/>
               <w:t>If not, why?</w:t>
             </w:r>
           </w:p>
@@ -4592,18 +4426,12 @@
           </w:tcPr>
           <w:p>
             <w:r>
-              <w:t xml:space="preserve">The default Optuna search space was too expensive for the interactive session. I stopped short of making unverified claims and will run long jobs explicitly from terminal.</w:t>
+              <w:t>The default Optuna search space was too expensive for the interactive session. I stopped short of making unverified claims and will run long jobs explicitly from terminal.</w:t>
             </w:r>
           </w:p>
         </w:tc>
       </w:tr>
       <w:tr>
-        <w:tblPrEx>
-          <w:tblCellMar>
-            <w:top w:w="0" w:type="dxa"/>
-            <w:bottom w:w="0" w:type="dxa"/>
-          </w:tblCellMar>
-        </w:tblPrEx>
         <w:tc>
           <w:tcPr>
             <w:tcW w:w="5000" w:type="dxa"/>
@@ -4653,18 +4481,15 @@
           </w:tcPr>
           <w:p>
             <w:r>
-              <w:t xml:space="preserve">Yes, if the remaining long-running jobs are scheduled manually and the next report focuses on ablation/stability rather than adding new model families.</w:t>
+              <w:t>Yes, if the remaining long-running jobs are scheduled manually and the next report focuses on ablation/stability rather than adding new model families.</w:t>
             </w:r>
           </w:p>
         </w:tc>
       </w:tr>
       <w:tr>
-        <w:tblPrEx>
-          <w:tblCellMar>
-            <w:top w:w="0" w:type="dxa"/>
-            <w:bottom w:w="0" w:type="dxa"/>
-          </w:tblCellMar>
-        </w:tblPrEx>
+        <w:trPr>
+          <w:trHeight w:val="1016"/>
+        </w:trPr>
         <w:tc>
           <w:tcPr>
             <w:tcW w:w="5000" w:type="dxa"/>
@@ -4715,7 +4540,7 @@
           </w:tcPr>
           <w:p>
             <w:r>
-              <w:t xml:space="preserve">Potentially yes: feedback on whether cost-sensitive thresholding plus explanation-stability analysis is an acceptable novelty focus for the course project.</w:t>
+              <w:t>Potentially yes: feedback on whether cost-sensitive thresholding plus explanation-stability analysis is an acceptable novelty focus for the course project.</w:t>
             </w:r>
           </w:p>
         </w:tc>
@@ -4723,13 +4548,9 @@
     </w:tbl>
     <w:p>
       <w:pPr>
-        <w:pStyle w:val="Heading1"/>
+        <w:pStyle w:val="Balk1"/>
       </w:pPr>
       <w:r>
-        <w:br w:type="page"/>
-      </w:r>
-      <w:r>
-        <w:lastRenderedPageBreak/>
         <w:t>SUGGESTED WEEKLY MILESTONES</w:t>
       </w:r>
     </w:p>
@@ -4738,19 +4559,10 @@
         <w:spacing w:after="120"/>
       </w:pPr>
       <w:r>
-        <w:t>Use this as a guide for pacing your project.</w:t>
+        <w:t>Use this as a guide for pacing your project. We assume you have already done 1-5. Your weekly reports should roughly follow this timeline.</w:t>
       </w:r>
-      <w:r>
-        <w:t xml:space="preserve"> We assume you have already done 1-5.</w:t>
-      </w:r>
-      <w:r>
-        <w:t xml:space="preserve"> Your weekly reports should roughly follow this timeline.</w:t>
-      </w:r>
-    </w:p>
-    <w:p>
-      <w:pPr>
-        <w:spacing w:after="120"/>
-      </w:pPr>
+      <w:bookmarkStart w:id="0" w:name="_GoBack"/>
+      <w:bookmarkEnd w:id="0"/>
     </w:p>
     <w:tbl>
       <w:tblPr>
@@ -4776,12 +4588,6 @@
         <w:gridCol w:w="2560"/>
       </w:tblGrid>
       <w:tr>
-        <w:tblPrEx>
-          <w:tblCellMar>
-            <w:top w:w="0" w:type="dxa"/>
-            <w:bottom w:w="0" w:type="dxa"/>
-          </w:tblCellMar>
-        </w:tblPrEx>
         <w:tc>
           <w:tcPr>
             <w:tcW w:w="1000" w:type="dxa"/>
@@ -4920,12 +4726,6 @@
         </w:tc>
       </w:tr>
       <w:tr>
-        <w:tblPrEx>
-          <w:tblCellMar>
-            <w:top w:w="0" w:type="dxa"/>
-            <w:bottom w:w="0" w:type="dxa"/>
-          </w:tblCellMar>
-        </w:tblPrEx>
         <w:tc>
           <w:tcPr>
             <w:tcW w:w="1000" w:type="dxa"/>
@@ -5052,12 +4852,6 @@
         </w:tc>
       </w:tr>
       <w:tr>
-        <w:tblPrEx>
-          <w:tblCellMar>
-            <w:top w:w="0" w:type="dxa"/>
-            <w:bottom w:w="0" w:type="dxa"/>
-          </w:tblCellMar>
-        </w:tblPrEx>
         <w:tc>
           <w:tcPr>
             <w:tcW w:w="1000" w:type="dxa"/>
@@ -5196,12 +4990,6 @@
         </w:tc>
       </w:tr>
       <w:tr>
-        <w:tblPrEx>
-          <w:tblCellMar>
-            <w:top w:w="0" w:type="dxa"/>
-            <w:bottom w:w="0" w:type="dxa"/>
-          </w:tblCellMar>
-        </w:tblPrEx>
         <w:tc>
           <w:tcPr>
             <w:tcW w:w="1000" w:type="dxa"/>
@@ -5328,12 +5116,6 @@
         </w:tc>
       </w:tr>
       <w:tr>
-        <w:tblPrEx>
-          <w:tblCellMar>
-            <w:top w:w="0" w:type="dxa"/>
-            <w:bottom w:w="0" w:type="dxa"/>
-          </w:tblCellMar>
-        </w:tblPrEx>
         <w:tc>
           <w:tcPr>
             <w:tcW w:w="1000" w:type="dxa"/>
@@ -5472,12 +5254,6 @@
         </w:tc>
       </w:tr>
       <w:tr>
-        <w:tblPrEx>
-          <w:tblCellMar>
-            <w:top w:w="0" w:type="dxa"/>
-            <w:bottom w:w="0" w:type="dxa"/>
-          </w:tblCellMar>
-        </w:tblPrEx>
         <w:tc>
           <w:tcPr>
             <w:tcW w:w="1000" w:type="dxa"/>
@@ -5604,12 +5380,6 @@
         </w:tc>
       </w:tr>
       <w:tr>
-        <w:tblPrEx>
-          <w:tblCellMar>
-            <w:top w:w="0" w:type="dxa"/>
-            <w:bottom w:w="0" w:type="dxa"/>
-          </w:tblCellMar>
-        </w:tblPrEx>
         <w:tc>
           <w:tcPr>
             <w:tcW w:w="1000" w:type="dxa"/>
@@ -5732,12 +5502,6 @@
         </w:tc>
       </w:tr>
       <w:tr>
-        <w:tblPrEx>
-          <w:tblCellMar>
-            <w:top w:w="0" w:type="dxa"/>
-            <w:bottom w:w="0" w:type="dxa"/>
-          </w:tblCellMar>
-        </w:tblPrEx>
         <w:tc>
           <w:tcPr>
             <w:tcW w:w="1000" w:type="dxa"/>
@@ -5860,7 +5624,15 @@
                 <w:sz w:val="20"/>
                 <w:szCs w:val="20"/>
               </w:rPr>
-              <w:t>/Bayesian optimization, fine-tune the best model</w:t>
+              <w:t xml:space="preserve">/Bayesian </w:t>
+            </w:r>
+            <w:r>
+              <w:rPr>
+                <w:sz w:val="20"/>
+                <w:szCs w:val="20"/>
+              </w:rPr>
+              <w:lastRenderedPageBreak/>
+              <w:t>optimization, fine-tune the best model</w:t>
             </w:r>
           </w:p>
         </w:tc>
@@ -5890,18 +5662,21 @@
                 <w:sz w:val="20"/>
                 <w:szCs w:val="20"/>
               </w:rPr>
-              <w:t>Optimized hyperparameters, before/after tuning comparison</w:t>
+              <w:lastRenderedPageBreak/>
+              <w:t xml:space="preserve">Optimized hyperparameters, </w:t>
+            </w:r>
+            <w:r>
+              <w:rPr>
+                <w:sz w:val="20"/>
+                <w:szCs w:val="20"/>
+              </w:rPr>
+              <w:lastRenderedPageBreak/>
+              <w:t>before/after tuning comparison</w:t>
             </w:r>
           </w:p>
         </w:tc>
       </w:tr>
       <w:tr>
-        <w:tblPrEx>
-          <w:tblCellMar>
-            <w:top w:w="0" w:type="dxa"/>
-            <w:bottom w:w="0" w:type="dxa"/>
-          </w:tblCellMar>
-        </w:tblPrEx>
         <w:tc>
           <w:tcPr>
             <w:tcW w:w="1000" w:type="dxa"/>
@@ -5929,6 +5704,7 @@
                 <w:sz w:val="20"/>
                 <w:szCs w:val="20"/>
               </w:rPr>
+              <w:lastRenderedPageBreak/>
               <w:t>8</w:t>
             </w:r>
           </w:p>
@@ -6040,12 +5816,6 @@
         </w:tc>
       </w:tr>
       <w:tr>
-        <w:tblPrEx>
-          <w:tblCellMar>
-            <w:top w:w="0" w:type="dxa"/>
-            <w:bottom w:w="0" w:type="dxa"/>
-          </w:tblCellMar>
-        </w:tblPrEx>
         <w:tc>
           <w:tcPr>
             <w:tcW w:w="1000" w:type="dxa"/>
@@ -6172,12 +5942,6 @@
         </w:tc>
       </w:tr>
       <w:tr>
-        <w:tblPrEx>
-          <w:tblCellMar>
-            <w:top w:w="0" w:type="dxa"/>
-            <w:bottom w:w="0" w:type="dxa"/>
-          </w:tblCellMar>
-        </w:tblPrEx>
         <w:tc>
           <w:tcPr>
             <w:tcW w:w="1000" w:type="dxa"/>
@@ -6307,7 +6071,7 @@
     </w:p>
     <w:p>
       <w:pPr>
-        <w:pStyle w:val="Heading1"/>
+        <w:pStyle w:val="Balk1"/>
       </w:pPr>
       <w:r>
         <w:t>WEEKLY REPORT GRADING CRITERIA</w:t>
@@ -6349,12 +6113,6 @@
         <w:gridCol w:w="5860"/>
       </w:tblGrid>
       <w:tr>
-        <w:tblPrEx>
-          <w:tblCellMar>
-            <w:top w:w="0" w:type="dxa"/>
-            <w:bottom w:w="0" w:type="dxa"/>
-          </w:tblCellMar>
-        </w:tblPrEx>
         <w:tc>
           <w:tcPr>
             <w:tcW w:w="2500" w:type="dxa"/>
@@ -6459,12 +6217,6 @@
         </w:tc>
       </w:tr>
       <w:tr>
-        <w:tblPrEx>
-          <w:tblCellMar>
-            <w:top w:w="0" w:type="dxa"/>
-            <w:bottom w:w="0" w:type="dxa"/>
-          </w:tblCellMar>
-        </w:tblPrEx>
         <w:tc>
           <w:tcPr>
             <w:tcW w:w="2500" w:type="dxa"/>
@@ -6561,12 +6313,6 @@
         </w:tc>
       </w:tr>
       <w:tr>
-        <w:tblPrEx>
-          <w:tblCellMar>
-            <w:top w:w="0" w:type="dxa"/>
-            <w:bottom w:w="0" w:type="dxa"/>
-          </w:tblCellMar>
-        </w:tblPrEx>
         <w:tc>
           <w:tcPr>
             <w:tcW w:w="2500" w:type="dxa"/>
@@ -6660,12 +6406,6 @@
         </w:tc>
       </w:tr>
       <w:tr>
-        <w:tblPrEx>
-          <w:tblCellMar>
-            <w:top w:w="0" w:type="dxa"/>
-            <w:bottom w:w="0" w:type="dxa"/>
-          </w:tblCellMar>
-        </w:tblPrEx>
         <w:tc>
           <w:tcPr>
             <w:tcW w:w="2500" w:type="dxa"/>
@@ -6778,12 +6518,6 @@
         </w:tc>
       </w:tr>
       <w:tr>
-        <w:tblPrEx>
-          <w:tblCellMar>
-            <w:top w:w="0" w:type="dxa"/>
-            <w:bottom w:w="0" w:type="dxa"/>
-          </w:tblCellMar>
-        </w:tblPrEx>
         <w:tc>
           <w:tcPr>
             <w:tcW w:w="2500" w:type="dxa"/>
@@ -6866,21 +6600,12 @@
             <w:pPr>
               <w:spacing w:after="30"/>
             </w:pPr>
-            <w:proofErr w:type="gramStart"/>
-            <w:r>
-              <w:rPr>
-                <w:sz w:val="20"/>
-                <w:szCs w:val="20"/>
-              </w:rPr>
-              <w:t>Is</w:t>
-            </w:r>
-            <w:proofErr w:type="gramEnd"/>
-            <w:r>
-              <w:rPr>
-                <w:sz w:val="20"/>
-                <w:szCs w:val="20"/>
-              </w:rPr>
-              <w:t xml:space="preserve"> the next-week plan specific and measurable? Were last week's plans actually completed? Is the project on track?</w:t>
+            <w:r>
+              <w:rPr>
+                <w:sz w:val="20"/>
+                <w:szCs w:val="20"/>
+              </w:rPr>
+              <w:t>Is the next-week plan specific and measurable? Were last week's plans actually completed? Is the project on track?</w:t>
             </w:r>
           </w:p>
         </w:tc>
@@ -6912,12 +6637,6 @@
         <w:gridCol w:w="9360"/>
       </w:tblGrid>
       <w:tr>
-        <w:tblPrEx>
-          <w:tblCellMar>
-            <w:top w:w="0" w:type="dxa"/>
-            <w:bottom w:w="0" w:type="dxa"/>
-          </w:tblCellMar>
-        </w:tblPrEx>
         <w:tc>
           <w:tcPr>
             <w:tcW w:w="9360" w:type="dxa"/>
@@ -6952,7 +6671,7 @@
           </w:p>
           <w:p>
             <w:pPr>
-              <w:pStyle w:val="ListParagraph"/>
+              <w:pStyle w:val="ListeParagraf"/>
               <w:numPr>
                 <w:ilvl w:val="0"/>
                 <w:numId w:val="2"/>
@@ -6969,7 +6688,7 @@
           </w:p>
           <w:p>
             <w:pPr>
-              <w:pStyle w:val="ListParagraph"/>
+              <w:pStyle w:val="ListeParagraf"/>
               <w:numPr>
                 <w:ilvl w:val="0"/>
                 <w:numId w:val="2"/>
@@ -6986,7 +6705,7 @@
           </w:p>
           <w:p>
             <w:pPr>
-              <w:pStyle w:val="ListParagraph"/>
+              <w:pStyle w:val="ListeParagraf"/>
               <w:numPr>
                 <w:ilvl w:val="0"/>
                 <w:numId w:val="2"/>
@@ -7003,7 +6722,7 @@
           </w:p>
           <w:p>
             <w:pPr>
-              <w:pStyle w:val="ListParagraph"/>
+              <w:pStyle w:val="ListeParagraf"/>
               <w:numPr>
                 <w:ilvl w:val="0"/>
                 <w:numId w:val="2"/>
@@ -7020,7 +6739,7 @@
           </w:p>
           <w:p>
             <w:pPr>
-              <w:pStyle w:val="ListParagraph"/>
+              <w:pStyle w:val="ListeParagraf"/>
               <w:numPr>
                 <w:ilvl w:val="0"/>
                 <w:numId w:val="2"/>
@@ -7049,8 +6768,8 @@
 </file>
 
 <file path=word/numbering.xml><?xml version="1.0" encoding="utf-8"?>
-<w:numbering xmlns:wpc="http://schemas.microsoft.com/office/word/2010/wordprocessingCanvas" xmlns:cx="http://schemas.microsoft.com/office/drawing/2014/chartex" xmlns:cx1="http://schemas.microsoft.com/office/drawing/2015/9/8/chartex" xmlns:cx2="http://schemas.microsoft.com/office/drawing/2015/10/21/chartex" xmlns:cx3="http://schemas.microsoft.com/office/drawing/2016/5/9/chartex" xmlns:cx4="http://schemas.microsoft.com/office/drawing/2016/5/10/chartex" xmlns:cx5="http://schemas.microsoft.com/office/drawing/2016/5/11/chartex" xmlns:cx6="http://schemas.microsoft.com/office/drawing/2016/5/12/chartex" xmlns:cx7="http://schemas.microsoft.com/office/drawing/2016/5/13/chartex" xmlns:cx8="http://schemas.microsoft.com/office/drawing/2016/5/14/chartex" xmlns:mc="http://schemas.openxmlformats.org/markup-compatibility/2006" xmlns:aink="http://schemas.microsoft.com/office/drawing/2016/ink" xmlns:am3d="http://schemas.microsoft.com/office/drawing/2017/model3d" xmlns:o="urn:schemas-microsoft-com:office:office" xmlns:oel="http://schemas.microsoft.com/office/2019/extlst" xmlns:r="http://schemas.openxmlformats.org/officeDocument/2006/relationships" xmlns:m="http://schemas.openxmlformats.org/officeDocument/2006/math" xmlns:v="urn:schemas-microsoft-com:vml" xmlns:wp14="http://schemas.microsoft.com/office/word/2010/wordprocessingDrawing" xmlns:wp="http://schemas.openxmlformats.org/drawingml/2006/wordprocessingDrawing" xmlns:w10="urn:schemas-microsoft-com:office:word" xmlns:w="http://schemas.openxmlformats.org/wordprocessingml/2006/main" xmlns:w14="http://schemas.microsoft.com/office/word/2010/wordml" xmlns:w15="http://schemas.microsoft.com/office/word/2012/wordml" xmlns:w16cex="http://schemas.microsoft.com/office/word/2018/wordml/cex" xmlns:w16cid="http://schemas.microsoft.com/office/word/2016/wordml/cid" xmlns:w16="http://schemas.microsoft.com/office/word/2018/wordml" xmlns:w16du="http://schemas.microsoft.com/office/word/2023/wordml/word16du" xmlns:w16sdtdh="http://schemas.microsoft.com/office/word/2020/wordml/sdtdatahash" xmlns:w16sdtfl="http://schemas.microsoft.com/office/word/2024/wordml/sdtformatlock" xmlns:w16se="http://schemas.microsoft.com/office/word/2015/wordml/symex" xmlns:wpg="http://schemas.microsoft.com/office/word/2010/wordprocessingGroup" xmlns:wpi="http://schemas.microsoft.com/office/word/2010/wordprocessingInk" xmlns:wne="http://schemas.microsoft.com/office/word/2006/wordml" xmlns:wps="http://schemas.microsoft.com/office/word/2010/wordprocessingShape" mc:Ignorable="w14 w15 w16se w16cid w16 w16cex w16sdtdh w16sdtfl w16du wp14">
-  <w:abstractNum w:abstractNumId="0" w15:restartNumberingAfterBreak="0">
+<w:numbering xmlns:wpc="http://schemas.microsoft.com/office/word/2010/wordprocessingCanvas" xmlns:mc="http://schemas.openxmlformats.org/markup-compatibility/2006" xmlns:o="urn:schemas-microsoft-com:office:office" xmlns:r="http://schemas.openxmlformats.org/officeDocument/2006/relationships" xmlns:m="http://schemas.openxmlformats.org/officeDocument/2006/math" xmlns:v="urn:schemas-microsoft-com:vml" xmlns:wp14="http://schemas.microsoft.com/office/word/2010/wordprocessingDrawing" xmlns:wp="http://schemas.openxmlformats.org/drawingml/2006/wordprocessingDrawing" xmlns:w10="urn:schemas-microsoft-com:office:word" xmlns:w="http://schemas.openxmlformats.org/wordprocessingml/2006/main" xmlns:w14="http://schemas.microsoft.com/office/word/2010/wordml" xmlns:w15="http://schemas.microsoft.com/office/word/2012/wordml" xmlns:wpg="http://schemas.microsoft.com/office/word/2010/wordprocessingGroup" xmlns:wpi="http://schemas.microsoft.com/office/word/2010/wordprocessingInk" xmlns:wne="http://schemas.microsoft.com/office/word/2006/wordml" xmlns:wps="http://schemas.microsoft.com/office/word/2010/wordprocessingShape" mc:Ignorable="w14 w15 wp14">
+  <w:abstractNum w:abstractNumId="0">
     <w:nsid w:val="3AC27614"/>
     <w:multiLevelType w:val="hybridMultilevel"/>
     <w:tmpl w:val="490E3218"/>
@@ -7108,7 +6827,7 @@
       <w:lvlJc w:val="left"/>
     </w:lvl>
   </w:abstractNum>
-  <w:abstractNum w:abstractNumId="1" w15:restartNumberingAfterBreak="0">
+  <w:abstractNum w:abstractNumId="1">
     <w:nsid w:val="50C255DE"/>
     <w:multiLevelType w:val="hybridMultilevel"/>
     <w:tmpl w:val="C1D00138"/>
@@ -7162,7 +6881,7 @@
       <w:lvlJc w:val="left"/>
     </w:lvl>
   </w:abstractNum>
-  <w:abstractNum w:abstractNumId="2" w15:restartNumberingAfterBreak="0">
+  <w:abstractNum w:abstractNumId="2">
     <w:nsid w:val="612176D7"/>
     <w:multiLevelType w:val="hybridMultilevel"/>
     <w:tmpl w:val="B73CF566"/>
@@ -7248,13 +6967,13 @@
       </w:pPr>
     </w:lvl>
   </w:abstractNum>
-  <w:num w:numId="1" w16cid:durableId="1263492503">
+  <w:num w:numId="1">
     <w:abstractNumId w:val="2"/>
     <w:lvlOverride w:ilvl="0">
       <w:startOverride w:val="1"/>
     </w:lvlOverride>
   </w:num>
-  <w:num w:numId="2" w16cid:durableId="69625285">
+  <w:num w:numId="2">
     <w:abstractNumId w:val="0"/>
     <w:lvlOverride w:ilvl="0">
       <w:startOverride w:val="1"/>
@@ -7264,7 +6983,7 @@
 </file>
 
 <file path=word/styles.xml><?xml version="1.0" encoding="utf-8"?>
-<w:styles xmlns:mc="http://schemas.openxmlformats.org/markup-compatibility/2006" xmlns:r="http://schemas.openxmlformats.org/officeDocument/2006/relationships" xmlns:w="http://schemas.openxmlformats.org/wordprocessingml/2006/main" xmlns:w14="http://schemas.microsoft.com/office/word/2010/wordml" xmlns:w15="http://schemas.microsoft.com/office/word/2012/wordml" xmlns:w16cex="http://schemas.microsoft.com/office/word/2018/wordml/cex" xmlns:w16cid="http://schemas.microsoft.com/office/word/2016/wordml/cid" xmlns:w16="http://schemas.microsoft.com/office/word/2018/wordml" xmlns:w16du="http://schemas.microsoft.com/office/word/2023/wordml/word16du" xmlns:w16sdtdh="http://schemas.microsoft.com/office/word/2020/wordml/sdtdatahash" xmlns:w16sdtfl="http://schemas.microsoft.com/office/word/2024/wordml/sdtformatlock" xmlns:w16se="http://schemas.microsoft.com/office/word/2015/wordml/symex" mc:Ignorable="w14 w15 w16se w16cid w16 w16cex w16sdtdh w16sdtfl w16du">
+<w:styles xmlns:mc="http://schemas.openxmlformats.org/markup-compatibility/2006" xmlns:r="http://schemas.openxmlformats.org/officeDocument/2006/relationships" xmlns:w="http://schemas.openxmlformats.org/wordprocessingml/2006/main" xmlns:w14="http://schemas.microsoft.com/office/word/2010/wordml" xmlns:w15="http://schemas.microsoft.com/office/word/2012/wordml" mc:Ignorable="w14 w15">
   <w:docDefaults>
     <w:rPrDefault>
       <w:rPr>
@@ -7276,7 +6995,7 @@
     </w:rPrDefault>
     <w:pPrDefault/>
   </w:docDefaults>
-  <w:latentStyles w:defLockedState="0" w:defUIPriority="99" w:defSemiHidden="0" w:defUnhideWhenUsed="0" w:defQFormat="0" w:count="376">
+  <w:latentStyles w:defLockedState="0" w:defUIPriority="99" w:defSemiHidden="0" w:defUnhideWhenUsed="0" w:defQFormat="0" w:count="371">
     <w:lsdException w:name="Normal" w:uiPriority="0" w:qFormat="1"/>
     <w:lsdException w:name="heading 1" w:uiPriority="9" w:qFormat="1"/>
     <w:lsdException w:name="heading 2" w:semiHidden="1" w:uiPriority="9" w:unhideWhenUsed="1" w:qFormat="1"/>
@@ -7648,17 +7367,12 @@
     <w:lsdException w:name="List Table 5 Dark Accent 6" w:uiPriority="50"/>
     <w:lsdException w:name="List Table 6 Colorful Accent 6" w:uiPriority="51"/>
     <w:lsdException w:name="List Table 7 Colorful Accent 6" w:uiPriority="52"/>
-    <w:lsdException w:name="Mention" w:semiHidden="1" w:unhideWhenUsed="1"/>
-    <w:lsdException w:name="Smart Hyperlink" w:semiHidden="1" w:unhideWhenUsed="1"/>
-    <w:lsdException w:name="Hashtag" w:semiHidden="1" w:unhideWhenUsed="1"/>
-    <w:lsdException w:name="Unresolved Mention" w:semiHidden="1" w:unhideWhenUsed="1"/>
-    <w:lsdException w:name="Smart Link" w:semiHidden="1" w:unhideWhenUsed="1"/>
   </w:latentStyles>
   <w:style w:type="paragraph" w:default="1" w:styleId="Normal">
     <w:name w:val="Normal"/>
     <w:qFormat/>
   </w:style>
-  <w:style w:type="paragraph" w:styleId="Heading1">
+  <w:style w:type="paragraph" w:styleId="Balk1">
     <w:name w:val="heading 1"/>
     <w:uiPriority w:val="9"/>
     <w:qFormat/>
@@ -7674,7 +7388,7 @@
       <w:szCs w:val="36"/>
     </w:rPr>
   </w:style>
-  <w:style w:type="paragraph" w:styleId="Heading2">
+  <w:style w:type="paragraph" w:styleId="Balk2">
     <w:name w:val="heading 2"/>
     <w:uiPriority w:val="9"/>
     <w:semiHidden/>
@@ -7692,7 +7406,7 @@
       <w:szCs w:val="28"/>
     </w:rPr>
   </w:style>
-  <w:style w:type="paragraph" w:styleId="Heading3">
+  <w:style w:type="paragraph" w:styleId="Balk3">
     <w:name w:val="heading 3"/>
     <w:uiPriority w:val="9"/>
     <w:semiHidden/>
@@ -7710,7 +7424,7 @@
       <w:szCs w:val="24"/>
     </w:rPr>
   </w:style>
-  <w:style w:type="paragraph" w:styleId="Heading4">
+  <w:style w:type="paragraph" w:styleId="Balk4">
     <w:name w:val="heading 4"/>
     <w:uiPriority w:val="9"/>
     <w:semiHidden/>
@@ -7725,7 +7439,7 @@
       <w:color w:val="2E74B5"/>
     </w:rPr>
   </w:style>
-  <w:style w:type="paragraph" w:styleId="Heading5">
+  <w:style w:type="paragraph" w:styleId="Balk5">
     <w:name w:val="heading 5"/>
     <w:uiPriority w:val="9"/>
     <w:semiHidden/>
@@ -7738,7 +7452,7 @@
       <w:color w:val="2E74B5"/>
     </w:rPr>
   </w:style>
-  <w:style w:type="paragraph" w:styleId="Heading6">
+  <w:style w:type="paragraph" w:styleId="Balk6">
     <w:name w:val="heading 6"/>
     <w:uiPriority w:val="9"/>
     <w:semiHidden/>
@@ -7751,13 +7465,13 @@
       <w:color w:val="1F4D78"/>
     </w:rPr>
   </w:style>
-  <w:style w:type="character" w:default="1" w:styleId="DefaultParagraphFont">
+  <w:style w:type="character" w:default="1" w:styleId="VarsaylanParagrafYazTipi">
     <w:name w:val="Default Paragraph Font"/>
     <w:uiPriority w:val="1"/>
     <w:semiHidden/>
     <w:unhideWhenUsed/>
   </w:style>
-  <w:style w:type="table" w:default="1" w:styleId="TableNormal">
+  <w:style w:type="table" w:default="1" w:styleId="NormalTablo">
     <w:name w:val="Normal Table"/>
     <w:uiPriority w:val="99"/>
     <w:semiHidden/>
@@ -7772,13 +7486,13 @@
       </w:tblCellMar>
     </w:tblPr>
   </w:style>
-  <w:style w:type="numbering" w:default="1" w:styleId="NoList">
+  <w:style w:type="numbering" w:default="1" w:styleId="ListeYok">
     <w:name w:val="No List"/>
     <w:uiPriority w:val="99"/>
     <w:semiHidden/>
     <w:unhideWhenUsed/>
   </w:style>
-  <w:style w:type="paragraph" w:styleId="Title">
+  <w:style w:type="paragraph" w:styleId="KonuBal">
     <w:name w:val="Title"/>
     <w:uiPriority w:val="10"/>
     <w:qFormat/>
@@ -7795,11 +7509,11 @@
       <w:bCs/>
     </w:rPr>
   </w:style>
-  <w:style w:type="paragraph" w:styleId="ListParagraph">
+  <w:style w:type="paragraph" w:styleId="ListeParagraf">
     <w:name w:val="List Paragraph"/>
     <w:qFormat/>
   </w:style>
-  <w:style w:type="character" w:styleId="Hyperlink">
+  <w:style w:type="character" w:styleId="Kpr">
     <w:name w:val="Hyperlink"/>
     <w:uiPriority w:val="99"/>
     <w:unhideWhenUsed/>
@@ -7808,7 +7522,7 @@
       <w:u w:val="single"/>
     </w:rPr>
   </w:style>
-  <w:style w:type="character" w:styleId="FootnoteReference">
+  <w:style w:type="character" w:styleId="DipnotBavurusu">
     <w:name w:val="footnote reference"/>
     <w:uiPriority w:val="99"/>
     <w:semiHidden/>
@@ -7817,9 +7531,9 @@
       <w:vertAlign w:val="superscript"/>
     </w:rPr>
   </w:style>
-  <w:style w:type="paragraph" w:styleId="FootnoteText">
+  <w:style w:type="paragraph" w:styleId="DipnotMetni">
     <w:name w:val="footnote text"/>
-    <w:link w:val="FootnoteTextChar"/>
+    <w:link w:val="DipnotMetniChar"/>
     <w:uiPriority w:val="99"/>
     <w:semiHidden/>
     <w:unhideWhenUsed/>
@@ -7828,9 +7542,9 @@
       <w:szCs w:val="20"/>
     </w:rPr>
   </w:style>
-  <w:style w:type="character" w:customStyle="1" w:styleId="FootnoteTextChar">
-    <w:name w:val="Footnote Text Char"/>
-    <w:link w:val="FootnoteText"/>
+  <w:style w:type="character" w:customStyle="1" w:styleId="DipnotMetniChar">
+    <w:name w:val="Dipnot Metni Char"/>
+    <w:link w:val="DipnotMetni"/>
     <w:uiPriority w:val="99"/>
     <w:semiHidden/>
     <w:unhideWhenUsed/>
@@ -7839,7 +7553,7 @@
       <w:szCs w:val="20"/>
     </w:rPr>
   </w:style>
-  <w:style w:type="character" w:styleId="EndnoteReference">
+  <w:style w:type="character" w:styleId="SonnotBavurusu">
     <w:name w:val="endnote reference"/>
     <w:uiPriority w:val="99"/>
     <w:semiHidden/>
@@ -7848,9 +7562,9 @@
       <w:vertAlign w:val="superscript"/>
     </w:rPr>
   </w:style>
-  <w:style w:type="paragraph" w:styleId="EndnoteText">
+  <w:style w:type="paragraph" w:styleId="SonnotMetni">
     <w:name w:val="endnote text"/>
-    <w:link w:val="EndnoteTextChar"/>
+    <w:link w:val="SonnotMetniChar"/>
     <w:uiPriority w:val="99"/>
     <w:semiHidden/>
     <w:unhideWhenUsed/>
@@ -7859,9 +7573,9 @@
       <w:szCs w:val="20"/>
     </w:rPr>
   </w:style>
-  <w:style w:type="character" w:customStyle="1" w:styleId="EndnoteTextChar">
-    <w:name w:val="Endnote Text Char"/>
-    <w:link w:val="EndnoteText"/>
+  <w:style w:type="character" w:customStyle="1" w:styleId="SonnotMetniChar">
+    <w:name w:val="Sonnot Metni Char"/>
+    <w:link w:val="SonnotMetni"/>
     <w:uiPriority w:val="99"/>
     <w:semiHidden/>
     <w:unhideWhenUsed/>
